--- a/Отчеты/лр4.docx
+++ b/Отчеты/лр4.docx
@@ -1,6 +1,6 @@
 
 <file path=word/document.xml><?xml version="1.0" encoding="utf-8"?>
-<w:document xmlns:wpc="http://schemas.microsoft.com/office/word/2010/wordprocessingCanvas" xmlns:cx="http://schemas.microsoft.com/office/drawing/2014/chartex" xmlns:cx1="http://schemas.microsoft.com/office/drawing/2015/9/8/chartex" xmlns:cx2="http://schemas.microsoft.com/office/drawing/2015/10/21/chartex" xmlns:cx3="http://schemas.microsoft.com/office/drawing/2016/5/9/chartex" xmlns:cx4="http://schemas.microsoft.com/office/drawing/2016/5/10/chartex" xmlns:cx5="http://schemas.microsoft.com/office/drawing/2016/5/11/chartex" xmlns:cx6="http://schemas.microsoft.com/office/drawing/2016/5/12/chartex" xmlns:cx7="http://schemas.microsoft.com/office/drawing/2016/5/13/chartex" xmlns:cx8="http://schemas.microsoft.com/office/drawing/2016/5/14/chartex" xmlns:mc="http://schemas.openxmlformats.org/markup-compatibility/2006" xmlns:aink="http://schemas.microsoft.com/office/drawing/2016/ink" xmlns:am3d="http://schemas.microsoft.com/office/drawing/2017/model3d" xmlns:o="urn:schemas-microsoft-com:office:office" xmlns:r="http://schemas.openxmlformats.org/officeDocument/2006/relationships" xmlns:m="http://schemas.openxmlformats.org/officeDocument/2006/math" xmlns:v="urn:schemas-microsoft-com:vml" xmlns:wp14="http://schemas.microsoft.com/office/word/2010/wordprocessingDrawing" xmlns:wp="http://schemas.openxmlformats.org/drawingml/2006/wordprocessingDrawing" xmlns:w10="urn:schemas-microsoft-com:office:word" xmlns:w="http://schemas.openxmlformats.org/wordprocessingml/2006/main" xmlns:w14="http://schemas.microsoft.com/office/word/2010/wordml" xmlns:w15="http://schemas.microsoft.com/office/word/2012/wordml" xmlns:w16cex="http://schemas.microsoft.com/office/word/2018/wordml/cex" xmlns:w16cid="http://schemas.microsoft.com/office/word/2016/wordml/cid" xmlns:w16="http://schemas.microsoft.com/office/word/2018/wordml" xmlns:w16sdtdh="http://schemas.microsoft.com/office/word/2020/wordml/sdtdatahash" xmlns:w16se="http://schemas.microsoft.com/office/word/2015/wordml/symex" xmlns:wpg="http://schemas.microsoft.com/office/word/2010/wordprocessingGroup" xmlns:wpi="http://schemas.microsoft.com/office/word/2010/wordprocessingInk" xmlns:wne="http://schemas.microsoft.com/office/word/2006/wordml" xmlns:wps="http://schemas.microsoft.com/office/word/2010/wordprocessingShape" mc:Ignorable="w14 w15 w16se w16cid w16 w16cex w16sdtdh wp14">
+<w:document xmlns:wpc="http://schemas.microsoft.com/office/word/2010/wordprocessingCanvas" xmlns:cx="http://schemas.microsoft.com/office/drawing/2014/chartex" xmlns:cx1="http://schemas.microsoft.com/office/drawing/2015/9/8/chartex" xmlns:cx2="http://schemas.microsoft.com/office/drawing/2015/10/21/chartex" xmlns:cx3="http://schemas.microsoft.com/office/drawing/2016/5/9/chartex" xmlns:cx4="http://schemas.microsoft.com/office/drawing/2016/5/10/chartex" xmlns:cx5="http://schemas.microsoft.com/office/drawing/2016/5/11/chartex" xmlns:cx6="http://schemas.microsoft.com/office/drawing/2016/5/12/chartex" xmlns:cx7="http://schemas.microsoft.com/office/drawing/2016/5/13/chartex" xmlns:cx8="http://schemas.microsoft.com/office/drawing/2016/5/14/chartex" xmlns:mc="http://schemas.openxmlformats.org/markup-compatibility/2006" xmlns:aink="http://schemas.microsoft.com/office/drawing/2016/ink" xmlns:am3d="http://schemas.microsoft.com/office/drawing/2017/model3d" xmlns:o="urn:schemas-microsoft-com:office:office" xmlns:oel="http://schemas.microsoft.com/office/2019/extlst" xmlns:r="http://schemas.openxmlformats.org/officeDocument/2006/relationships" xmlns:m="http://schemas.openxmlformats.org/officeDocument/2006/math" xmlns:v="urn:schemas-microsoft-com:vml" xmlns:wp14="http://schemas.microsoft.com/office/word/2010/wordprocessingDrawing" xmlns:wp="http://schemas.openxmlformats.org/drawingml/2006/wordprocessingDrawing" xmlns:w10="urn:schemas-microsoft-com:office:word" xmlns:w="http://schemas.openxmlformats.org/wordprocessingml/2006/main" xmlns:w14="http://schemas.microsoft.com/office/word/2010/wordml" xmlns:w15="http://schemas.microsoft.com/office/word/2012/wordml" xmlns:w16cex="http://schemas.microsoft.com/office/word/2018/wordml/cex" xmlns:w16cid="http://schemas.microsoft.com/office/word/2016/wordml/cid" xmlns:w16="http://schemas.microsoft.com/office/word/2018/wordml" xmlns:w16du="http://schemas.microsoft.com/office/word/2023/wordml/word16du" xmlns:w16sdtdh="http://schemas.microsoft.com/office/word/2020/wordml/sdtdatahash" xmlns:w16sdtfl="http://schemas.microsoft.com/office/word/2024/wordml/sdtformatlock" xmlns:w16se="http://schemas.microsoft.com/office/word/2015/wordml/symex" xmlns:wpg="http://schemas.microsoft.com/office/word/2010/wordprocessingGroup" xmlns:wpi="http://schemas.microsoft.com/office/word/2010/wordprocessingInk" xmlns:wne="http://schemas.microsoft.com/office/word/2006/wordml" xmlns:wps="http://schemas.microsoft.com/office/word/2010/wordprocessingShape" mc:Ignorable="w14 w15 w16se w16cid w16 w16cex w16sdtdh w16sdtfl w16du wp14">
   <w:background w:color="5D366C"/>
   <w:body>
     <w:p>
@@ -64,7 +64,7 @@
     </w:p>
     <w:p>
       <w:pPr>
-        <w:pStyle w:val="a3"/>
+        <w:pStyle w:val="Title"/>
         <w:ind w:left="0"/>
         <w:rPr>
           <w:color w:val="94C460"/>
@@ -85,7 +85,7 @@
     </w:p>
     <w:p>
       <w:pPr>
-        <w:pStyle w:val="5"/>
+        <w:pStyle w:val="Heading5"/>
         <w:spacing w:before="1080" w:after="1200"/>
         <w:jc w:val="center"/>
         <w:rPr>
@@ -138,7 +138,7 @@
     </w:p>
     <w:p>
       <w:pPr>
-        <w:pStyle w:val="2"/>
+        <w:pStyle w:val="Heading2"/>
         <w:spacing w:before="2760"/>
         <w:jc w:val="center"/>
         <w:rPr>
@@ -158,7 +158,7 @@
     </w:p>
     <w:p>
       <w:pPr>
-        <w:pStyle w:val="2"/>
+        <w:pStyle w:val="Heading2"/>
         <w:jc w:val="center"/>
         <w:rPr>
           <w:color w:val="94C460"/>
@@ -187,6 +187,7 @@
       <w:pPr>
         <w:ind w:left="2832" w:firstLine="708"/>
         <w:rPr>
+          <w:color w:val="94C460"/>
           <w:sz w:val="28"/>
           <w:szCs w:val="28"/>
         </w:rPr>
@@ -201,7 +202,7 @@
       </w:r>
       <w:r>
         <w:rPr>
-          <w:color w:val="C2D69B" w:themeColor="accent3" w:themeTint="99"/>
+          <w:color w:val="94C460"/>
           <w:sz w:val="28"/>
           <w:szCs w:val="28"/>
         </w:rPr>
@@ -209,7 +210,7 @@
       </w:r>
       <w:r>
         <w:rPr>
-          <w:color w:val="C2D69B" w:themeColor="accent3" w:themeTint="99"/>
+          <w:color w:val="94C460"/>
           <w:sz w:val="28"/>
           <w:szCs w:val="28"/>
           <w:lang w:eastAsia="en-US"/>
@@ -219,7 +220,7 @@
     </w:p>
     <w:p>
       <w:pPr>
-        <w:pStyle w:val="a5"/>
+        <w:pStyle w:val="BodyText"/>
         <w:spacing w:before="240"/>
         <w:jc w:val="center"/>
         <w:rPr>
@@ -241,7 +242,7 @@
     </w:p>
     <w:p>
       <w:pPr>
-        <w:pStyle w:val="a5"/>
+        <w:pStyle w:val="BodyText"/>
         <w:jc w:val="center"/>
         <w:rPr>
           <w:color w:val="94C460"/>
@@ -345,9 +346,8 @@
           <w:sz w:val="32"/>
           <w:szCs w:val="28"/>
         </w:rPr>
-        <w:t xml:space="preserve">Ермаченко </w:t>
-      </w:r>
-      <w:proofErr w:type="gramStart"/>
+        <w:t>Ермаченко А.Ю</w:t>
+      </w:r>
       <w:r>
         <w:rPr>
           <w:b/>
@@ -356,10 +356,12 @@
           <w:sz w:val="32"/>
           <w:szCs w:val="28"/>
         </w:rPr>
-        <w:t>А.Ю</w:t>
-      </w:r>
-      <w:proofErr w:type="gramEnd"/>
-      <w:r>
+        <w:t xml:space="preserve"> </w:t>
+      </w:r>
+    </w:p>
+    <w:p>
+      <w:pPr>
+        <w:jc w:val="right"/>
         <w:rPr>
           <w:b/>
           <w:bCs/>
@@ -367,12 +369,11 @@
           <w:sz w:val="32"/>
           <w:szCs w:val="28"/>
         </w:rPr>
-        <w:t xml:space="preserve"> </w:t>
-      </w:r>
-    </w:p>
-    <w:p>
-      <w:pPr>
-        <w:jc w:val="right"/>
+      </w:pPr>
+    </w:p>
+    <w:p>
+      <w:pPr>
+        <w:ind w:left="4860"/>
         <w:rPr>
           <w:b/>
           <w:bCs/>
@@ -381,10 +382,7 @@
           <w:szCs w:val="28"/>
         </w:rPr>
       </w:pPr>
-    </w:p>
-    <w:p>
-      <w:pPr>
-        <w:ind w:left="4860"/>
+      <w:r>
         <w:rPr>
           <w:b/>
           <w:bCs/>
@@ -392,7 +390,8 @@
           <w:sz w:val="32"/>
           <w:szCs w:val="28"/>
         </w:rPr>
-      </w:pPr>
+        <w:t xml:space="preserve">Руководитель: </w:t>
+      </w:r>
       <w:r>
         <w:rPr>
           <w:b/>
@@ -401,23 +400,22 @@
           <w:sz w:val="32"/>
           <w:szCs w:val="28"/>
         </w:rPr>
-        <w:t xml:space="preserve">Руководитель: </w:t>
-      </w:r>
-      <w:r>
+        <w:t>Е.П. Сушкевич</w:t>
+      </w:r>
+    </w:p>
+    <w:p>
+      <w:pPr>
+        <w:spacing w:before="2640"/>
+        <w:jc w:val="center"/>
         <w:rPr>
           <w:b/>
           <w:bCs/>
           <w:color w:val="94C460"/>
-          <w:sz w:val="32"/>
-          <w:szCs w:val="28"/>
-        </w:rPr>
-        <w:t>Е.П. Сушкевич</w:t>
-      </w:r>
-    </w:p>
-    <w:p>
-      <w:pPr>
-        <w:spacing w:before="2640"/>
-        <w:jc w:val="center"/>
+          <w:sz w:val="28"/>
+          <w:szCs w:val="28"/>
+        </w:rPr>
+      </w:pPr>
+      <w:r>
         <w:rPr>
           <w:b/>
           <w:bCs/>
@@ -425,7 +423,8 @@
           <w:sz w:val="28"/>
           <w:szCs w:val="28"/>
         </w:rPr>
-      </w:pPr>
+        <w:t xml:space="preserve">Минск, </w:t>
+      </w:r>
       <w:r>
         <w:rPr>
           <w:b/>
@@ -434,7 +433,7 @@
           <w:sz w:val="28"/>
           <w:szCs w:val="28"/>
         </w:rPr>
-        <w:t xml:space="preserve">Минск, </w:t>
+        <w:t>20</w:t>
       </w:r>
       <w:r>
         <w:rPr>
@@ -444,7 +443,7 @@
           <w:sz w:val="28"/>
           <w:szCs w:val="28"/>
         </w:rPr>
-        <w:t>20</w:t>
+        <w:t>2</w:t>
       </w:r>
       <w:r>
         <w:rPr>
@@ -454,9 +453,34 @@
           <w:sz w:val="28"/>
           <w:szCs w:val="28"/>
         </w:rPr>
-        <w:t>2</w:t>
-      </w:r>
-      <w:r>
+        <w:t>5</w:t>
+      </w:r>
+    </w:p>
+    <w:p>
+      <w:pPr>
+        <w:pStyle w:val="1"/>
+        <w:ind w:left="1620" w:hanging="1620"/>
+        <w:rPr>
+          <w:color w:val="94C460"/>
+          <w:sz w:val="28"/>
+          <w:szCs w:val="28"/>
+        </w:rPr>
+      </w:pPr>
+    </w:p>
+    <w:p>
+      <w:pPr>
+        <w:pStyle w:val="1"/>
+        <w:ind w:left="1620" w:hanging="1620"/>
+        <w:rPr>
+          <w:color w:val="94C460"/>
+          <w:sz w:val="28"/>
+          <w:szCs w:val="28"/>
+        </w:rPr>
+      </w:pPr>
+    </w:p>
+    <w:p>
+      <w:pPr>
+        <w:ind w:firstLine="567"/>
         <w:rPr>
           <w:b/>
           <w:bCs/>
@@ -464,32 +488,8 @@
           <w:sz w:val="28"/>
           <w:szCs w:val="28"/>
         </w:rPr>
-        <w:t>5</w:t>
-      </w:r>
-    </w:p>
-    <w:p>
-      <w:pPr>
-        <w:pStyle w:val="10"/>
-        <w:ind w:left="1620" w:hanging="1620"/>
-        <w:rPr>
-          <w:sz w:val="28"/>
-          <w:szCs w:val="28"/>
-        </w:rPr>
-      </w:pPr>
-    </w:p>
-    <w:p>
-      <w:pPr>
-        <w:pStyle w:val="10"/>
-        <w:ind w:left="1620" w:hanging="1620"/>
-        <w:rPr>
-          <w:sz w:val="28"/>
-          <w:szCs w:val="28"/>
-        </w:rPr>
-      </w:pPr>
-    </w:p>
-    <w:p>
-      <w:pPr>
-        <w:ind w:firstLine="567"/>
+      </w:pPr>
+      <w:r>
         <w:rPr>
           <w:b/>
           <w:bCs/>
@@ -497,7 +497,9 @@
           <w:sz w:val="28"/>
           <w:szCs w:val="28"/>
         </w:rPr>
-      </w:pPr>
+        <w:lastRenderedPageBreak/>
+        <w:t>Цель работы</w:t>
+      </w:r>
       <w:r>
         <w:rPr>
           <w:b/>
@@ -506,22 +508,11 @@
           <w:sz w:val="28"/>
           <w:szCs w:val="28"/>
         </w:rPr>
-        <w:lastRenderedPageBreak/>
-        <w:t>Цель работы</w:t>
-      </w:r>
-      <w:r>
-        <w:rPr>
-          <w:b/>
-          <w:bCs/>
-          <w:color w:val="94C460"/>
-          <w:sz w:val="28"/>
-          <w:szCs w:val="28"/>
-        </w:rPr>
         <w:t xml:space="preserve">: </w:t>
       </w:r>
       <w:r>
         <w:rPr>
-          <w:color w:val="C2D69B" w:themeColor="accent3" w:themeTint="99"/>
+          <w:color w:val="94C460"/>
           <w:sz w:val="28"/>
           <w:szCs w:val="28"/>
         </w:rPr>
@@ -530,7 +521,7 @@
     </w:p>
     <w:p>
       <w:pPr>
-        <w:pStyle w:val="10"/>
+        <w:pStyle w:val="1"/>
         <w:ind w:left="1620" w:hanging="1620"/>
         <w:rPr>
           <w:color w:val="94C460"/>
@@ -541,7 +532,7 @@
     </w:p>
     <w:p>
       <w:pPr>
-        <w:pStyle w:val="10"/>
+        <w:pStyle w:val="1"/>
         <w:ind w:left="1620" w:hanging="1620"/>
         <w:jc w:val="center"/>
         <w:rPr>
@@ -581,7 +572,7 @@
         </w:tabs>
         <w:jc w:val="both"/>
         <w:rPr>
-          <w:color w:val="C2D69B" w:themeColor="accent3" w:themeTint="99"/>
+          <w:color w:val="94C460"/>
           <w:sz w:val="28"/>
           <w:szCs w:val="28"/>
         </w:rPr>
@@ -596,52 +587,12 @@
       </w:r>
       <w:r>
         <w:rPr>
-          <w:color w:val="C2D69B" w:themeColor="accent3" w:themeTint="99"/>
+          <w:color w:val="94C460"/>
           <w:sz w:val="28"/>
           <w:szCs w:val="28"/>
           <w:lang w:eastAsia="en-US"/>
         </w:rPr>
-        <w:t xml:space="preserve">Создайте массив </w:t>
-      </w:r>
-      <w:proofErr w:type="spellStart"/>
-      <w:r>
-        <w:rPr>
-          <w:color w:val="C2D69B" w:themeColor="accent3" w:themeTint="99"/>
-          <w:sz w:val="28"/>
-          <w:szCs w:val="28"/>
-          <w:lang w:eastAsia="en-US"/>
-        </w:rPr>
-        <w:t>arr</w:t>
-      </w:r>
-      <w:proofErr w:type="spellEnd"/>
-      <w:r>
-        <w:rPr>
-          <w:color w:val="C2D69B" w:themeColor="accent3" w:themeTint="99"/>
-          <w:sz w:val="28"/>
-          <w:szCs w:val="28"/>
-          <w:lang w:eastAsia="en-US"/>
-        </w:rPr>
-        <w:t xml:space="preserve"> = ['a', 'b', 'c']. Выведите его на экран с помощью функции </w:t>
-      </w:r>
-      <w:proofErr w:type="spellStart"/>
-      <w:r>
-        <w:rPr>
-          <w:color w:val="C2D69B" w:themeColor="accent3" w:themeTint="99"/>
-          <w:sz w:val="28"/>
-          <w:szCs w:val="28"/>
-          <w:lang w:eastAsia="en-US"/>
-        </w:rPr>
-        <w:t>alert</w:t>
-      </w:r>
-      <w:proofErr w:type="spellEnd"/>
-      <w:r>
-        <w:rPr>
-          <w:color w:val="C2D69B" w:themeColor="accent3" w:themeTint="99"/>
-          <w:sz w:val="28"/>
-          <w:szCs w:val="28"/>
-          <w:lang w:eastAsia="en-US"/>
-        </w:rPr>
-        <w:t>.</w:t>
+        <w:t>Создайте массив arr = ['a', 'b', 'c']. Выведите его на экран с помощью функции alert.</w:t>
       </w:r>
     </w:p>
     <w:p>
@@ -652,7 +603,7 @@
         </w:tabs>
         <w:jc w:val="both"/>
         <w:rPr>
-          <w:color w:val="C2D69B" w:themeColor="accent3" w:themeTint="99"/>
+          <w:color w:val="94C460"/>
           <w:sz w:val="28"/>
           <w:szCs w:val="28"/>
           <w:lang w:val="en-US"/>
@@ -660,7 +611,8 @@
       </w:pPr>
       <w:r>
         <w:rPr>
-          <w:color w:val="C2D69B" w:themeColor="accent3" w:themeTint="99"/>
+          <w:noProof/>
+          <w:color w:val="94C460"/>
           <w:sz w:val="28"/>
           <w:szCs w:val="28"/>
           <w:lang w:val="en-US"/>
@@ -710,7 +662,7 @@
         </w:tabs>
         <w:jc w:val="both"/>
         <w:rPr>
-          <w:color w:val="C2D69B" w:themeColor="accent3" w:themeTint="99"/>
+          <w:color w:val="94C460"/>
           <w:sz w:val="28"/>
           <w:szCs w:val="28"/>
           <w:lang w:val="en-US"/>
@@ -718,7 +670,8 @@
       </w:pPr>
       <w:r>
         <w:rPr>
-          <w:color w:val="C2D69B" w:themeColor="accent3" w:themeTint="99"/>
+          <w:noProof/>
+          <w:color w:val="94C460"/>
           <w:sz w:val="28"/>
           <w:szCs w:val="28"/>
           <w:lang w:val="en-US"/>
@@ -768,7 +721,7 @@
         </w:tabs>
         <w:jc w:val="both"/>
         <w:rPr>
-          <w:color w:val="C2D69B" w:themeColor="accent3" w:themeTint="99"/>
+          <w:color w:val="94C460"/>
           <w:sz w:val="28"/>
           <w:szCs w:val="28"/>
           <w:lang w:val="en-US"/>
@@ -783,7 +736,7 @@
         </w:tabs>
         <w:jc w:val="both"/>
         <w:rPr>
-          <w:color w:val="C2D69B" w:themeColor="accent3" w:themeTint="99"/>
+          <w:color w:val="94C460"/>
           <w:sz w:val="28"/>
           <w:szCs w:val="28"/>
           <w:lang w:eastAsia="en-US"/>
@@ -805,26 +758,24 @@
       </w:r>
       <w:r>
         <w:rPr>
-          <w:color w:val="C2D69B" w:themeColor="accent3" w:themeTint="99"/>
+          <w:color w:val="94C460"/>
           <w:sz w:val="28"/>
           <w:szCs w:val="28"/>
         </w:rPr>
         <w:t xml:space="preserve">С помощью массива </w:t>
       </w:r>
-      <w:proofErr w:type="spellStart"/>
       <w:r>
         <w:rPr>
           <w:b/>
-          <w:color w:val="C2D69B" w:themeColor="accent3" w:themeTint="99"/>
+          <w:color w:val="94C460"/>
           <w:sz w:val="28"/>
           <w:szCs w:val="28"/>
         </w:rPr>
         <w:t>arr</w:t>
       </w:r>
-      <w:proofErr w:type="spellEnd"/>
-      <w:r>
-        <w:rPr>
-          <w:color w:val="C2D69B" w:themeColor="accent3" w:themeTint="99"/>
+      <w:r>
+        <w:rPr>
+          <w:color w:val="94C460"/>
           <w:sz w:val="28"/>
           <w:szCs w:val="28"/>
         </w:rPr>
@@ -833,7 +784,7 @@
       <w:r>
         <w:rPr>
           <w:b/>
-          <w:color w:val="C2D69B" w:themeColor="accent3" w:themeTint="99"/>
+          <w:color w:val="94C460"/>
           <w:sz w:val="28"/>
           <w:szCs w:val="28"/>
         </w:rPr>
@@ -841,7 +792,7 @@
       </w:r>
       <w:r>
         <w:rPr>
-          <w:color w:val="C2D69B" w:themeColor="accent3" w:themeTint="99"/>
+          <w:color w:val="94C460"/>
           <w:sz w:val="28"/>
           <w:szCs w:val="28"/>
         </w:rPr>
@@ -850,7 +801,7 @@
       <w:r>
         <w:rPr>
           <w:b/>
-          <w:color w:val="C2D69B" w:themeColor="accent3" w:themeTint="99"/>
+          <w:color w:val="94C460"/>
           <w:sz w:val="28"/>
           <w:szCs w:val="28"/>
         </w:rPr>
@@ -858,7 +809,7 @@
       </w:r>
       <w:r>
         <w:rPr>
-          <w:color w:val="C2D69B" w:themeColor="accent3" w:themeTint="99"/>
+          <w:color w:val="94C460"/>
           <w:sz w:val="28"/>
           <w:szCs w:val="28"/>
         </w:rPr>
@@ -867,7 +818,7 @@
       <w:r>
         <w:rPr>
           <w:b/>
-          <w:color w:val="C2D69B" w:themeColor="accent3" w:themeTint="99"/>
+          <w:color w:val="94C460"/>
           <w:sz w:val="28"/>
           <w:szCs w:val="28"/>
         </w:rPr>
@@ -875,7 +826,7 @@
       </w:r>
       <w:r>
         <w:rPr>
-          <w:color w:val="C2D69B" w:themeColor="accent3" w:themeTint="99"/>
+          <w:color w:val="94C460"/>
           <w:sz w:val="28"/>
           <w:szCs w:val="28"/>
         </w:rPr>
@@ -890,7 +841,7 @@
         </w:tabs>
         <w:jc w:val="both"/>
         <w:rPr>
-          <w:color w:val="C2D69B" w:themeColor="accent3" w:themeTint="99"/>
+          <w:color w:val="94C460"/>
           <w:sz w:val="28"/>
           <w:szCs w:val="28"/>
           <w:lang w:eastAsia="en-US"/>
@@ -913,6 +864,7 @@
       </w:pPr>
       <w:r>
         <w:rPr>
+          <w:noProof/>
           <w:color w:val="94C460"/>
           <w:sz w:val="28"/>
           <w:szCs w:val="28"/>
@@ -978,7 +930,7 @@
         </w:tabs>
         <w:jc w:val="both"/>
         <w:rPr>
-          <w:color w:val="C2D69B" w:themeColor="accent3" w:themeTint="99"/>
+          <w:color w:val="94C460"/>
           <w:sz w:val="28"/>
           <w:szCs w:val="28"/>
           <w:lang w:eastAsia="en-US"/>
@@ -994,7 +946,7 @@
       </w:r>
       <w:r>
         <w:rPr>
-          <w:color w:val="333333"/>
+          <w:color w:val="94C460"/>
           <w:sz w:val="28"/>
           <w:szCs w:val="28"/>
           <w:lang w:eastAsia="en-US"/>
@@ -1003,80 +955,38 @@
       </w:r>
       <w:r>
         <w:rPr>
-          <w:color w:val="C2D69B" w:themeColor="accent3" w:themeTint="99"/>
+          <w:color w:val="94C460"/>
           <w:sz w:val="28"/>
           <w:szCs w:val="28"/>
         </w:rPr>
         <w:t xml:space="preserve">Создайте массив </w:t>
       </w:r>
-      <w:proofErr w:type="spellStart"/>
       <w:r>
         <w:rPr>
           <w:b/>
-          <w:color w:val="C2D69B" w:themeColor="accent3" w:themeTint="99"/>
-          <w:sz w:val="28"/>
-          <w:szCs w:val="28"/>
-        </w:rPr>
-        <w:t>arr</w:t>
-      </w:r>
-      <w:proofErr w:type="spellEnd"/>
+          <w:color w:val="94C460"/>
+          <w:sz w:val="28"/>
+          <w:szCs w:val="28"/>
+        </w:rPr>
+        <w:t>arr = ['a', 'b', 'c', 'd']</w:t>
+      </w:r>
+      <w:r>
+        <w:rPr>
+          <w:color w:val="94C460"/>
+          <w:sz w:val="28"/>
+          <w:szCs w:val="28"/>
+        </w:rPr>
+        <w:t xml:space="preserve"> и с его помощью выведите на экран строку </w:t>
+      </w:r>
       <w:r>
         <w:rPr>
           <w:b/>
-          <w:color w:val="C2D69B" w:themeColor="accent3" w:themeTint="99"/>
-          <w:sz w:val="28"/>
-          <w:szCs w:val="28"/>
-        </w:rPr>
-        <w:t xml:space="preserve"> = ['a', 'b', 'c', 'd']</w:t>
-      </w:r>
-      <w:r>
-        <w:rPr>
-          <w:color w:val="C2D69B" w:themeColor="accent3" w:themeTint="99"/>
-          <w:sz w:val="28"/>
-          <w:szCs w:val="28"/>
-        </w:rPr>
-        <w:t xml:space="preserve"> и с его помощью выведите на экран строку </w:t>
-      </w:r>
-      <w:r>
-        <w:rPr>
-          <w:b/>
-          <w:color w:val="C2D69B" w:themeColor="accent3" w:themeTint="99"/>
-          <w:sz w:val="28"/>
-          <w:szCs w:val="28"/>
-        </w:rPr>
-        <w:t>'</w:t>
-      </w:r>
-      <w:proofErr w:type="spellStart"/>
-      <w:r>
-        <w:rPr>
-          <w:b/>
-          <w:color w:val="C2D69B" w:themeColor="accent3" w:themeTint="99"/>
-          <w:sz w:val="28"/>
-          <w:szCs w:val="28"/>
-        </w:rPr>
-        <w:t>a+b</w:t>
-      </w:r>
-      <w:proofErr w:type="spellEnd"/>
-      <w:r>
-        <w:rPr>
-          <w:b/>
-          <w:color w:val="C2D69B" w:themeColor="accent3" w:themeTint="99"/>
-          <w:sz w:val="28"/>
-          <w:szCs w:val="28"/>
-        </w:rPr>
-        <w:t xml:space="preserve">, </w:t>
-      </w:r>
-      <w:proofErr w:type="spellStart"/>
-      <w:r>
-        <w:rPr>
-          <w:b/>
-          <w:color w:val="C2D69B" w:themeColor="accent3" w:themeTint="99"/>
-          <w:sz w:val="28"/>
-          <w:szCs w:val="28"/>
-        </w:rPr>
-        <w:t>c+d</w:t>
-      </w:r>
-      <w:proofErr w:type="spellEnd"/>
+          <w:color w:val="94C460"/>
+          <w:sz w:val="28"/>
+          <w:szCs w:val="28"/>
+        </w:rPr>
+        <w:t>'a+b, c+d</w:t>
+      </w:r>
     </w:p>
     <w:p>
       <w:pPr>
@@ -1084,7 +994,7 @@
         <w:spacing w:line="285" w:lineRule="atLeast"/>
         <w:rPr>
           <w:rFonts w:ascii="Consolas" w:hAnsi="Consolas"/>
-          <w:color w:val="CCCCCC"/>
+          <w:color w:val="94C460"/>
           <w:sz w:val="21"/>
           <w:szCs w:val="21"/>
           <w:lang w:val="en-US"/>
@@ -1093,343 +1003,287 @@
       <w:r>
         <w:rPr>
           <w:rFonts w:ascii="Consolas" w:hAnsi="Consolas"/>
-          <w:color w:val="D4D4D4"/>
+          <w:color w:val="94C460"/>
           <w:sz w:val="21"/>
           <w:szCs w:val="21"/>
           <w:lang w:val="en-US"/>
         </w:rPr>
-        <w:t> </w:t>
-      </w:r>
+        <w:t> alert(</w:t>
+      </w:r>
+      <w:proofErr w:type="spellStart"/>
+      <w:proofErr w:type="gramStart"/>
       <w:r>
         <w:rPr>
           <w:rFonts w:ascii="Consolas" w:hAnsi="Consolas"/>
-          <w:color w:val="DCDCAA"/>
+          <w:color w:val="94C460"/>
           <w:sz w:val="21"/>
           <w:szCs w:val="21"/>
           <w:lang w:val="en-US"/>
         </w:rPr>
-        <w:t>alert</w:t>
-      </w:r>
+        <w:t>arr</w:t>
+      </w:r>
+      <w:proofErr w:type="spellEnd"/>
       <w:r>
         <w:rPr>
           <w:rFonts w:ascii="Consolas" w:hAnsi="Consolas"/>
-          <w:color w:val="D4D4D4"/>
+          <w:color w:val="94C460"/>
           <w:sz w:val="21"/>
           <w:szCs w:val="21"/>
           <w:lang w:val="en-US"/>
         </w:rPr>
-        <w:t>(</w:t>
-      </w:r>
-      <w:proofErr w:type="spellStart"/>
-      <w:proofErr w:type="gramStart"/>
+        <w:t>[</w:t>
+      </w:r>
+      <w:proofErr w:type="gramEnd"/>
       <w:r>
         <w:rPr>
           <w:rFonts w:ascii="Consolas" w:hAnsi="Consolas"/>
-          <w:color w:val="9CDCFE"/>
+          <w:color w:val="94C460"/>
           <w:sz w:val="21"/>
           <w:szCs w:val="21"/>
           <w:lang w:val="en-US"/>
         </w:rPr>
-        <w:t>arr</w:t>
-      </w:r>
-      <w:proofErr w:type="spellEnd"/>
+        <w:t xml:space="preserve">0] + </w:t>
+      </w:r>
+      <w:proofErr w:type="spellStart"/>
+      <w:proofErr w:type="gramStart"/>
       <w:r>
         <w:rPr>
           <w:rFonts w:ascii="Consolas" w:hAnsi="Consolas"/>
-          <w:color w:val="D4D4D4"/>
+          <w:color w:val="94C460"/>
           <w:sz w:val="21"/>
           <w:szCs w:val="21"/>
           <w:lang w:val="en-US"/>
         </w:rPr>
-        <w:t>[</w:t>
-      </w:r>
-      <w:proofErr w:type="gramEnd"/>
+        <w:t>arr</w:t>
+      </w:r>
+      <w:proofErr w:type="spellEnd"/>
       <w:r>
         <w:rPr>
           <w:rFonts w:ascii="Consolas" w:hAnsi="Consolas"/>
-          <w:color w:val="B5CEA8"/>
+          <w:color w:val="94C460"/>
           <w:sz w:val="21"/>
           <w:szCs w:val="21"/>
           <w:lang w:val="en-US"/>
         </w:rPr>
-        <w:t>0</w:t>
-      </w:r>
+        <w:t>[</w:t>
+      </w:r>
+      <w:proofErr w:type="gramEnd"/>
       <w:r>
         <w:rPr>
           <w:rFonts w:ascii="Consolas" w:hAnsi="Consolas"/>
-          <w:color w:val="D4D4D4"/>
+          <w:color w:val="94C460"/>
           <w:sz w:val="21"/>
           <w:szCs w:val="21"/>
           <w:lang w:val="en-US"/>
         </w:rPr>
-        <w:t xml:space="preserve">] + </w:t>
-      </w:r>
-      <w:proofErr w:type="spellStart"/>
+        <w:t>1]</w:t>
+      </w:r>
+      <w:proofErr w:type="gramStart"/>
       <w:r>
         <w:rPr>
           <w:rFonts w:ascii="Consolas" w:hAnsi="Consolas"/>
-          <w:color w:val="9CDCFE"/>
+          <w:color w:val="94C460"/>
           <w:sz w:val="21"/>
           <w:szCs w:val="21"/>
           <w:lang w:val="en-US"/>
         </w:rPr>
-        <w:t>arr</w:t>
-      </w:r>
-      <w:proofErr w:type="spellEnd"/>
-      <w:r>
+        <w:t>);</w:t>
+      </w:r>
+      <w:proofErr w:type="gramEnd"/>
+    </w:p>
+    <w:p>
+      <w:pPr>
+        <w:shd w:val="clear" w:color="auto" w:fill="1F1F1F"/>
+        <w:spacing w:line="285" w:lineRule="atLeast"/>
         <w:rPr>
           <w:rFonts w:ascii="Consolas" w:hAnsi="Consolas"/>
-          <w:color w:val="D4D4D4"/>
+          <w:color w:val="94C460"/>
           <w:sz w:val="21"/>
           <w:szCs w:val="21"/>
           <w:lang w:val="en-US"/>
         </w:rPr>
-        <w:t>[</w:t>
-      </w:r>
+      </w:pPr>
       <w:r>
         <w:rPr>
           <w:rFonts w:ascii="Consolas" w:hAnsi="Consolas"/>
-          <w:color w:val="B5CEA8"/>
+          <w:color w:val="94C460"/>
           <w:sz w:val="21"/>
           <w:szCs w:val="21"/>
           <w:lang w:val="en-US"/>
         </w:rPr>
-        <w:t>1</w:t>
-      </w:r>
+        <w:t>            alert(</w:t>
+      </w:r>
+      <w:proofErr w:type="spellStart"/>
+      <w:proofErr w:type="gramStart"/>
       <w:r>
         <w:rPr>
           <w:rFonts w:ascii="Consolas" w:hAnsi="Consolas"/>
-          <w:color w:val="D4D4D4"/>
+          <w:color w:val="94C460"/>
           <w:sz w:val="21"/>
           <w:szCs w:val="21"/>
           <w:lang w:val="en-US"/>
         </w:rPr>
-        <w:t>]);</w:t>
-      </w:r>
-    </w:p>
-    <w:p>
-      <w:pPr>
-        <w:shd w:val="clear" w:color="auto" w:fill="1F1F1F"/>
-        <w:spacing w:line="285" w:lineRule="atLeast"/>
+        <w:t>arr</w:t>
+      </w:r>
+      <w:proofErr w:type="spellEnd"/>
+      <w:r>
         <w:rPr>
           <w:rFonts w:ascii="Consolas" w:hAnsi="Consolas"/>
-          <w:color w:val="CCCCCC"/>
+          <w:color w:val="94C460"/>
           <w:sz w:val="21"/>
           <w:szCs w:val="21"/>
           <w:lang w:val="en-US"/>
         </w:rPr>
-      </w:pPr>
+        <w:t>[</w:t>
+      </w:r>
+      <w:proofErr w:type="gramEnd"/>
       <w:r>
         <w:rPr>
           <w:rFonts w:ascii="Consolas" w:hAnsi="Consolas"/>
-          <w:color w:val="D4D4D4"/>
+          <w:color w:val="94C460"/>
           <w:sz w:val="21"/>
           <w:szCs w:val="21"/>
           <w:lang w:val="en-US"/>
         </w:rPr>
-        <w:t xml:space="preserve">            </w:t>
-      </w:r>
+        <w:t xml:space="preserve">2] + </w:t>
+      </w:r>
+      <w:proofErr w:type="spellStart"/>
+      <w:proofErr w:type="gramStart"/>
       <w:r>
         <w:rPr>
           <w:rFonts w:ascii="Consolas" w:hAnsi="Consolas"/>
-          <w:color w:val="DCDCAA"/>
+          <w:color w:val="94C460"/>
           <w:sz w:val="21"/>
           <w:szCs w:val="21"/>
           <w:lang w:val="en-US"/>
         </w:rPr>
-        <w:t>alert</w:t>
-      </w:r>
+        <w:t>arr</w:t>
+      </w:r>
+      <w:proofErr w:type="spellEnd"/>
       <w:r>
         <w:rPr>
           <w:rFonts w:ascii="Consolas" w:hAnsi="Consolas"/>
-          <w:color w:val="D4D4D4"/>
+          <w:color w:val="94C460"/>
           <w:sz w:val="21"/>
           <w:szCs w:val="21"/>
           <w:lang w:val="en-US"/>
         </w:rPr>
-        <w:t>(</w:t>
-      </w:r>
-      <w:proofErr w:type="spellStart"/>
-      <w:proofErr w:type="gramStart"/>
+        <w:t>[</w:t>
+      </w:r>
+      <w:proofErr w:type="gramEnd"/>
       <w:r>
         <w:rPr>
           <w:rFonts w:ascii="Consolas" w:hAnsi="Consolas"/>
-          <w:color w:val="9CDCFE"/>
+          <w:color w:val="94C460"/>
           <w:sz w:val="21"/>
           <w:szCs w:val="21"/>
           <w:lang w:val="en-US"/>
         </w:rPr>
-        <w:t>arr</w:t>
-      </w:r>
-      <w:proofErr w:type="spellEnd"/>
+        <w:t>3]</w:t>
+      </w:r>
+      <w:proofErr w:type="gramStart"/>
       <w:r>
         <w:rPr>
           <w:rFonts w:ascii="Consolas" w:hAnsi="Consolas"/>
-          <w:color w:val="D4D4D4"/>
+          <w:color w:val="94C460"/>
           <w:sz w:val="21"/>
           <w:szCs w:val="21"/>
           <w:lang w:val="en-US"/>
         </w:rPr>
-        <w:t>[</w:t>
+        <w:t>);</w:t>
       </w:r>
       <w:proofErr w:type="gramEnd"/>
-      <w:r>
-        <w:rPr>
-          <w:rFonts w:ascii="Consolas" w:hAnsi="Consolas"/>
-          <w:color w:val="B5CEA8"/>
-          <w:sz w:val="21"/>
-          <w:szCs w:val="21"/>
+    </w:p>
+    <w:p>
+      <w:pPr>
+        <w:rPr>
+          <w:color w:val="94C460"/>
+          <w:sz w:val="28"/>
+          <w:szCs w:val="28"/>
           <w:lang w:val="en-US"/>
         </w:rPr>
-        <w:t>2</w:t>
-      </w:r>
-      <w:r>
-        <w:rPr>
-          <w:rFonts w:ascii="Consolas" w:hAnsi="Consolas"/>
-          <w:color w:val="D4D4D4"/>
-          <w:sz w:val="21"/>
-          <w:szCs w:val="21"/>
-          <w:lang w:val="en-US"/>
-        </w:rPr>
-        <w:t xml:space="preserve">] + </w:t>
-      </w:r>
-      <w:proofErr w:type="spellStart"/>
-      <w:r>
-        <w:rPr>
-          <w:rFonts w:ascii="Consolas" w:hAnsi="Consolas"/>
-          <w:color w:val="9CDCFE"/>
-          <w:sz w:val="21"/>
-          <w:szCs w:val="21"/>
-          <w:lang w:val="en-US"/>
+      </w:pPr>
+    </w:p>
+    <w:p>
+      <w:pPr>
+        <w:spacing w:after="160" w:line="256" w:lineRule="auto"/>
+        <w:rPr>
+          <w:color w:val="94C460"/>
+          <w:sz w:val="28"/>
+          <w:szCs w:val="28"/>
+        </w:rPr>
+      </w:pPr>
+      <w:r>
+        <w:rPr>
+          <w:color w:val="94C460"/>
+          <w:sz w:val="28"/>
+          <w:szCs w:val="28"/>
+        </w:rPr>
+        <w:t>4.</w:t>
+      </w:r>
+      <w:r>
+        <w:rPr>
+          <w:color w:val="94C460"/>
+          <w:sz w:val="28"/>
+          <w:szCs w:val="28"/>
+          <w:lang w:eastAsia="en-US"/>
+        </w:rPr>
+        <w:t xml:space="preserve"> </w:t>
+      </w:r>
+      <w:r>
+        <w:rPr>
+          <w:color w:val="94C460"/>
+          <w:sz w:val="28"/>
+          <w:szCs w:val="28"/>
+        </w:rPr>
+        <w:t xml:space="preserve">Создайте массив </w:t>
+      </w:r>
+      <w:r>
+        <w:rPr>
+          <w:b/>
+          <w:color w:val="94C460"/>
+          <w:sz w:val="28"/>
+          <w:szCs w:val="28"/>
         </w:rPr>
         <w:t>arr</w:t>
       </w:r>
-      <w:proofErr w:type="spellEnd"/>
-      <w:r>
-        <w:rPr>
-          <w:rFonts w:ascii="Consolas" w:hAnsi="Consolas"/>
-          <w:color w:val="D4D4D4"/>
-          <w:sz w:val="21"/>
-          <w:szCs w:val="21"/>
-          <w:lang w:val="en-US"/>
-        </w:rPr>
-        <w:t>[</w:t>
-      </w:r>
-      <w:r>
-        <w:rPr>
-          <w:rFonts w:ascii="Consolas" w:hAnsi="Consolas"/>
-          <w:color w:val="B5CEA8"/>
-          <w:sz w:val="21"/>
-          <w:szCs w:val="21"/>
-          <w:lang w:val="en-US"/>
-        </w:rPr>
-        <w:t>3</w:t>
-      </w:r>
-      <w:r>
-        <w:rPr>
-          <w:rFonts w:ascii="Consolas" w:hAnsi="Consolas"/>
-          <w:color w:val="D4D4D4"/>
-          <w:sz w:val="21"/>
-          <w:szCs w:val="21"/>
-          <w:lang w:val="en-US"/>
-        </w:rPr>
-        <w:t>]);</w:t>
-      </w:r>
-    </w:p>
-    <w:p>
-      <w:pPr>
-        <w:rPr>
-          <w:color w:val="94C460"/>
-          <w:sz w:val="28"/>
-          <w:szCs w:val="28"/>
-          <w:lang w:val="en-US"/>
-        </w:rPr>
-      </w:pPr>
-    </w:p>
-    <w:p>
-      <w:pPr>
-        <w:spacing w:after="160" w:line="256" w:lineRule="auto"/>
-        <w:rPr>
-          <w:color w:val="C2D69B" w:themeColor="accent3" w:themeTint="99"/>
-          <w:sz w:val="28"/>
-          <w:szCs w:val="28"/>
-        </w:rPr>
-      </w:pPr>
-      <w:r>
-        <w:rPr>
-          <w:color w:val="94C460"/>
-          <w:sz w:val="28"/>
-          <w:szCs w:val="28"/>
-        </w:rPr>
-        <w:t>4.</w:t>
-      </w:r>
-      <w:r>
-        <w:rPr>
-          <w:color w:val="94C460"/>
-          <w:sz w:val="28"/>
-          <w:szCs w:val="28"/>
-          <w:lang w:eastAsia="en-US"/>
-        </w:rPr>
-        <w:t xml:space="preserve"> </w:t>
-      </w:r>
-      <w:r>
-        <w:rPr>
-          <w:color w:val="C2D69B" w:themeColor="accent3" w:themeTint="99"/>
-          <w:sz w:val="28"/>
-          <w:szCs w:val="28"/>
-        </w:rPr>
-        <w:t xml:space="preserve">Создайте массив </w:t>
-      </w:r>
-      <w:proofErr w:type="spellStart"/>
+      <w:r>
+        <w:rPr>
+          <w:color w:val="94C460"/>
+          <w:sz w:val="28"/>
+          <w:szCs w:val="28"/>
+        </w:rPr>
+        <w:t xml:space="preserve"> с элементами </w:t>
+      </w:r>
       <w:r>
         <w:rPr>
           <w:b/>
-          <w:color w:val="C2D69B" w:themeColor="accent3" w:themeTint="99"/>
-          <w:sz w:val="28"/>
-          <w:szCs w:val="28"/>
-        </w:rPr>
-        <w:t>arr</w:t>
-      </w:r>
-      <w:proofErr w:type="spellEnd"/>
-      <w:r>
-        <w:rPr>
-          <w:color w:val="C2D69B" w:themeColor="accent3" w:themeTint="99"/>
-          <w:sz w:val="28"/>
-          <w:szCs w:val="28"/>
-        </w:rPr>
-        <w:t xml:space="preserve"> с элементами </w:t>
+          <w:color w:val="94C460"/>
+          <w:sz w:val="28"/>
+          <w:szCs w:val="28"/>
+        </w:rPr>
+        <w:t>2, 5, 3, 9</w:t>
+      </w:r>
+      <w:r>
+        <w:rPr>
+          <w:color w:val="94C460"/>
+          <w:sz w:val="28"/>
+          <w:szCs w:val="28"/>
+        </w:rPr>
+        <w:t xml:space="preserve">. Умножьте первый элемент массива на второй, а третий элемент на четвертый. Результаты сложите, присвойте переменной </w:t>
       </w:r>
       <w:r>
         <w:rPr>
           <w:b/>
-          <w:color w:val="C2D69B" w:themeColor="accent3" w:themeTint="99"/>
-          <w:sz w:val="28"/>
-          <w:szCs w:val="28"/>
-        </w:rPr>
-        <w:t>2, 5, 3, 9</w:t>
-      </w:r>
-      <w:r>
-        <w:rPr>
-          <w:color w:val="C2D69B" w:themeColor="accent3" w:themeTint="99"/>
-          <w:sz w:val="28"/>
-          <w:szCs w:val="28"/>
-        </w:rPr>
-        <w:t xml:space="preserve">. Умножьте первый элемент массива на второй, а третий элемент на четвертый. Результаты сложите, присвойте переменной </w:t>
-      </w:r>
-      <w:proofErr w:type="spellStart"/>
-      <w:r>
-        <w:rPr>
-          <w:b/>
-          <w:color w:val="C2D69B" w:themeColor="accent3" w:themeTint="99"/>
+          <w:color w:val="94C460"/>
           <w:sz w:val="28"/>
           <w:szCs w:val="28"/>
         </w:rPr>
         <w:t>result</w:t>
       </w:r>
-      <w:proofErr w:type="spellEnd"/>
-      <w:r>
-        <w:rPr>
-          <w:color w:val="C2D69B" w:themeColor="accent3" w:themeTint="99"/>
+      <w:r>
+        <w:rPr>
+          <w:color w:val="94C460"/>
           <w:sz w:val="28"/>
           <w:szCs w:val="28"/>
         </w:rPr>
@@ -1444,7 +1298,7 @@
         </w:tabs>
         <w:jc w:val="both"/>
         <w:rPr>
-          <w:color w:val="C2D69B" w:themeColor="accent3" w:themeTint="99"/>
+          <w:color w:val="94C460"/>
           <w:sz w:val="28"/>
           <w:szCs w:val="28"/>
           <w:lang w:eastAsia="en-US"/>
@@ -1452,7 +1306,8 @@
       </w:pPr>
       <w:r>
         <w:rPr>
-          <w:color w:val="C2D69B" w:themeColor="accent3" w:themeTint="99"/>
+          <w:noProof/>
+          <w:color w:val="94C460"/>
           <w:sz w:val="28"/>
           <w:szCs w:val="28"/>
           <w:lang w:eastAsia="en-US"/>
@@ -1502,7 +1357,7 @@
         </w:tabs>
         <w:jc w:val="both"/>
         <w:rPr>
-          <w:color w:val="C2D69B" w:themeColor="accent3" w:themeTint="99"/>
+          <w:color w:val="94C460"/>
           <w:sz w:val="28"/>
           <w:szCs w:val="28"/>
           <w:lang w:eastAsia="en-US"/>
@@ -1520,6 +1375,7 @@
       </w:pPr>
       <w:r>
         <w:rPr>
+          <w:noProof/>
           <w:color w:val="94C460"/>
           <w:sz w:val="28"/>
           <w:szCs w:val="28"/>
@@ -1576,7 +1432,7 @@
       <w:pPr>
         <w:spacing w:after="160" w:line="256" w:lineRule="auto"/>
         <w:rPr>
-          <w:color w:val="333333"/>
+          <w:color w:val="94C460"/>
           <w:sz w:val="28"/>
           <w:szCs w:val="28"/>
         </w:rPr>
@@ -1600,26 +1456,24 @@
       </w:r>
       <w:r>
         <w:rPr>
-          <w:color w:val="C2D69B" w:themeColor="accent3" w:themeTint="99"/>
+          <w:color w:val="94C460"/>
           <w:sz w:val="28"/>
           <w:szCs w:val="28"/>
         </w:rPr>
         <w:t xml:space="preserve">Создайте объект </w:t>
       </w:r>
-      <w:proofErr w:type="spellStart"/>
       <w:r>
         <w:rPr>
           <w:b/>
-          <w:color w:val="C2D69B" w:themeColor="accent3" w:themeTint="99"/>
+          <w:color w:val="94C460"/>
           <w:sz w:val="28"/>
           <w:szCs w:val="28"/>
         </w:rPr>
         <w:t>obj</w:t>
       </w:r>
-      <w:proofErr w:type="spellEnd"/>
-      <w:r>
-        <w:rPr>
-          <w:color w:val="C2D69B" w:themeColor="accent3" w:themeTint="99"/>
+      <w:r>
+        <w:rPr>
+          <w:color w:val="94C460"/>
           <w:sz w:val="28"/>
           <w:szCs w:val="28"/>
         </w:rPr>
@@ -1628,7 +1482,7 @@
       <w:r>
         <w:rPr>
           <w:b/>
-          <w:color w:val="C2D69B" w:themeColor="accent3" w:themeTint="99"/>
+          <w:color w:val="94C460"/>
           <w:sz w:val="28"/>
           <w:szCs w:val="28"/>
         </w:rPr>
@@ -1636,19 +1490,11 @@
       </w:r>
       <w:r>
         <w:rPr>
-          <w:color w:val="C2D69B" w:themeColor="accent3" w:themeTint="99"/>
-          <w:sz w:val="28"/>
-          <w:szCs w:val="28"/>
-        </w:rPr>
-        <w:t xml:space="preserve"> двумя способами: через квадратные скобки и как свойство объекта</w:t>
-      </w:r>
-      <w:r>
-        <w:rPr>
-          <w:color w:val="333333"/>
-          <w:sz w:val="28"/>
-          <w:szCs w:val="28"/>
-        </w:rPr>
-        <w:t>:</w:t>
+          <w:color w:val="94C460"/>
+          <w:sz w:val="28"/>
+          <w:szCs w:val="28"/>
+        </w:rPr>
+        <w:t xml:space="preserve"> двумя способами: через квадратные скобки и как свойство объекта:</w:t>
       </w:r>
     </w:p>
     <w:p>
@@ -1662,6 +1508,7 @@
       </w:pPr>
       <w:r>
         <w:rPr>
+          <w:noProof/>
           <w:color w:val="94C460"/>
           <w:sz w:val="28"/>
           <w:szCs w:val="28"/>
@@ -1742,7 +1589,7 @@
         </w:tabs>
         <w:jc w:val="both"/>
         <w:rPr>
-          <w:color w:val="C2D69B" w:themeColor="accent3" w:themeTint="99"/>
+          <w:color w:val="94C460"/>
           <w:sz w:val="28"/>
           <w:szCs w:val="28"/>
         </w:rPr>
@@ -1766,26 +1613,24 @@
       </w:r>
       <w:r>
         <w:rPr>
-          <w:color w:val="C2D69B" w:themeColor="accent3" w:themeTint="99"/>
+          <w:color w:val="94C460"/>
           <w:sz w:val="28"/>
           <w:szCs w:val="28"/>
         </w:rPr>
         <w:t xml:space="preserve">Создайте массив заработных плат </w:t>
       </w:r>
-      <w:proofErr w:type="spellStart"/>
       <w:r>
         <w:rPr>
           <w:b/>
-          <w:color w:val="C2D69B" w:themeColor="accent3" w:themeTint="99"/>
+          <w:color w:val="94C460"/>
           <w:sz w:val="28"/>
           <w:szCs w:val="28"/>
         </w:rPr>
         <w:t>obj</w:t>
       </w:r>
-      <w:proofErr w:type="spellEnd"/>
-      <w:r>
-        <w:rPr>
-          <w:color w:val="C2D69B" w:themeColor="accent3" w:themeTint="99"/>
+      <w:r>
+        <w:rPr>
+          <w:color w:val="94C460"/>
           <w:sz w:val="28"/>
           <w:szCs w:val="28"/>
         </w:rPr>
@@ -1803,7 +1648,6 @@
           <w:color w:val="94C460"/>
           <w:sz w:val="28"/>
           <w:szCs w:val="28"/>
-          <w:lang w:val="en-US"/>
         </w:rPr>
       </w:pPr>
     </w:p>
@@ -1822,6 +1666,7 @@
       </w:pPr>
       <w:r>
         <w:rPr>
+          <w:noProof/>
           <w:color w:val="94C460"/>
           <w:sz w:val="28"/>
           <w:szCs w:val="28"/>
@@ -1918,7 +1763,7 @@
       </w:r>
       <w:r>
         <w:rPr>
-          <w:color w:val="C2D69B" w:themeColor="accent3" w:themeTint="99"/>
+          <w:color w:val="94C460"/>
           <w:sz w:val="28"/>
           <w:szCs w:val="28"/>
         </w:rPr>
@@ -1927,7 +1772,7 @@
       <w:r>
         <w:rPr>
           <w:b/>
-          <w:color w:val="C2D69B" w:themeColor="accent3" w:themeTint="99"/>
+          <w:color w:val="94C460"/>
           <w:sz w:val="28"/>
           <w:szCs w:val="28"/>
         </w:rPr>
@@ -1935,7 +1780,7 @@
       </w:r>
       <w:r>
         <w:rPr>
-          <w:color w:val="C2D69B" w:themeColor="accent3" w:themeTint="99"/>
+          <w:color w:val="94C460"/>
           <w:sz w:val="28"/>
           <w:szCs w:val="28"/>
         </w:rPr>
@@ -1957,6 +1802,7 @@
       </w:pPr>
       <w:r>
         <w:rPr>
+          <w:noProof/>
           <w:color w:val="94C460"/>
           <w:sz w:val="28"/>
           <w:szCs w:val="28"/>
@@ -2011,7 +1857,7 @@
       <w:pPr>
         <w:rPr>
           <w:b/>
-          <w:color w:val="C2D69B" w:themeColor="accent3" w:themeTint="99"/>
+          <w:color w:val="94C460"/>
           <w:sz w:val="28"/>
           <w:szCs w:val="28"/>
         </w:rPr>
@@ -2035,47 +1881,43 @@
       </w:r>
       <w:r>
         <w:rPr>
-          <w:color w:val="C2D69B" w:themeColor="accent3" w:themeTint="99"/>
+          <w:color w:val="94C460"/>
           <w:sz w:val="28"/>
           <w:szCs w:val="28"/>
         </w:rPr>
         <w:t xml:space="preserve">Пусть теперь номер дня недели хранится в переменной </w:t>
       </w:r>
-      <w:proofErr w:type="spellStart"/>
       <w:r>
         <w:rPr>
           <w:b/>
-          <w:color w:val="C2D69B" w:themeColor="accent3" w:themeTint="99"/>
+          <w:color w:val="94C460"/>
           <w:sz w:val="28"/>
           <w:szCs w:val="28"/>
         </w:rPr>
         <w:t>day</w:t>
       </w:r>
-      <w:proofErr w:type="spellEnd"/>
-      <w:r>
-        <w:rPr>
-          <w:color w:val="C2D69B" w:themeColor="accent3" w:themeTint="99"/>
+      <w:r>
+        <w:rPr>
+          <w:color w:val="94C460"/>
           <w:sz w:val="28"/>
           <w:szCs w:val="28"/>
         </w:rPr>
         <w:t xml:space="preserve">, например там лежит число 3. Выведите день недели, соответствующий значению переменной </w:t>
       </w:r>
-      <w:proofErr w:type="spellStart"/>
       <w:r>
         <w:rPr>
           <w:b/>
-          <w:color w:val="C2D69B" w:themeColor="accent3" w:themeTint="99"/>
+          <w:color w:val="94C460"/>
           <w:sz w:val="28"/>
           <w:szCs w:val="28"/>
         </w:rPr>
         <w:t>day</w:t>
       </w:r>
-      <w:proofErr w:type="spellEnd"/>
-    </w:p>
-    <w:p>
-      <w:pPr>
-        <w:rPr>
-          <w:color w:val="C2D69B" w:themeColor="accent3" w:themeTint="99"/>
+    </w:p>
+    <w:p>
+      <w:pPr>
+        <w:rPr>
+          <w:color w:val="94C460"/>
           <w:sz w:val="28"/>
           <w:szCs w:val="28"/>
           <w:lang w:eastAsia="en-US"/>
@@ -2083,7 +1925,8 @@
       </w:pPr>
       <w:r>
         <w:rPr>
-          <w:color w:val="C2D69B" w:themeColor="accent3" w:themeTint="99"/>
+          <w:noProof/>
+          <w:color w:val="94C460"/>
           <w:sz w:val="28"/>
           <w:szCs w:val="28"/>
           <w:lang w:eastAsia="en-US"/>
@@ -2141,7 +1984,7 @@
       <w:pPr>
         <w:spacing w:line="256" w:lineRule="auto"/>
         <w:rPr>
-          <w:color w:val="333333"/>
+          <w:color w:val="94C460"/>
           <w:sz w:val="28"/>
           <w:szCs w:val="28"/>
         </w:rPr>
@@ -2156,52 +1999,33 @@
       </w:r>
       <w:r>
         <w:rPr>
-          <w:color w:val="333333"/>
-          <w:sz w:val="28"/>
-          <w:szCs w:val="28"/>
-        </w:rPr>
-        <w:t xml:space="preserve"> </w:t>
-      </w:r>
-      <w:r>
-        <w:rPr>
-          <w:color w:val="C2D69B" w:themeColor="accent3" w:themeTint="99"/>
-          <w:sz w:val="28"/>
-          <w:szCs w:val="28"/>
-        </w:rPr>
-        <w:t xml:space="preserve">Дан массив </w:t>
-      </w:r>
-      <w:proofErr w:type="gramStart"/>
+          <w:color w:val="94C460"/>
+          <w:sz w:val="28"/>
+          <w:szCs w:val="28"/>
+        </w:rPr>
+        <w:t xml:space="preserve"> Дан массив </w:t>
+      </w:r>
       <w:r>
         <w:rPr>
           <w:b/>
-          <w:color w:val="C2D69B" w:themeColor="accent3" w:themeTint="99"/>
-          <w:sz w:val="28"/>
-          <w:szCs w:val="28"/>
-        </w:rPr>
-        <w:t>[ [</w:t>
-      </w:r>
-      <w:proofErr w:type="gramEnd"/>
+          <w:color w:val="94C460"/>
+          <w:sz w:val="28"/>
+          <w:szCs w:val="28"/>
+        </w:rPr>
+        <w:t>[ [1, 2, 3], [4, 5, 6], [7,8,9] ]</w:t>
+      </w:r>
+      <w:r>
+        <w:rPr>
+          <w:color w:val="94C460"/>
+          <w:sz w:val="28"/>
+          <w:szCs w:val="28"/>
+        </w:rPr>
+        <w:t xml:space="preserve">. Выведите на экран цифру </w:t>
+      </w:r>
       <w:r>
         <w:rPr>
           <w:b/>
-          <w:color w:val="C2D69B" w:themeColor="accent3" w:themeTint="99"/>
-          <w:sz w:val="28"/>
-          <w:szCs w:val="28"/>
-        </w:rPr>
-        <w:t>1, 2, 3], [4, 5, 6], [7,8,9] ]</w:t>
-      </w:r>
-      <w:r>
-        <w:rPr>
-          <w:color w:val="C2D69B" w:themeColor="accent3" w:themeTint="99"/>
-          <w:sz w:val="28"/>
-          <w:szCs w:val="28"/>
-        </w:rPr>
-        <w:t xml:space="preserve">. Выведите на экран цифру </w:t>
-      </w:r>
-      <w:r>
-        <w:rPr>
-          <w:b/>
-          <w:color w:val="C2D69B" w:themeColor="accent3" w:themeTint="99"/>
+          <w:color w:val="94C460"/>
           <w:sz w:val="28"/>
           <w:szCs w:val="28"/>
         </w:rPr>
@@ -2209,19 +2033,11 @@
       </w:r>
       <w:r>
         <w:rPr>
-          <w:color w:val="C2D69B" w:themeColor="accent3" w:themeTint="99"/>
-          <w:sz w:val="28"/>
-          <w:szCs w:val="28"/>
-        </w:rPr>
-        <w:t xml:space="preserve"> из этого массива</w:t>
-      </w:r>
-      <w:r>
-        <w:rPr>
-          <w:color w:val="333333"/>
-          <w:sz w:val="28"/>
-          <w:szCs w:val="28"/>
-        </w:rPr>
-        <w:t>.</w:t>
+          <w:color w:val="94C460"/>
+          <w:sz w:val="28"/>
+          <w:szCs w:val="28"/>
+        </w:rPr>
+        <w:t xml:space="preserve"> из этого массива.</w:t>
       </w:r>
     </w:p>
     <w:p>
@@ -2240,6 +2056,7 @@
       </w:pPr>
       <w:r>
         <w:rPr>
+          <w:noProof/>
           <w:color w:val="94C460"/>
           <w:sz w:val="28"/>
           <w:szCs w:val="28"/>
@@ -2299,7 +2116,7 @@
     <w:p>
       <w:pPr>
         <w:rPr>
-          <w:color w:val="C2D69B" w:themeColor="accent3" w:themeTint="99"/>
+          <w:color w:val="94C460"/>
           <w:sz w:val="28"/>
           <w:szCs w:val="28"/>
           <w:lang w:eastAsia="en-US"/>
@@ -2324,7 +2141,7 @@
       </w:r>
       <w:r>
         <w:rPr>
-          <w:color w:val="C2D69B" w:themeColor="accent3" w:themeTint="99"/>
+          <w:color w:val="94C460"/>
           <w:sz w:val="28"/>
           <w:szCs w:val="28"/>
         </w:rPr>
@@ -2333,199 +2150,28 @@
       <w:r>
         <w:rPr>
           <w:b/>
-          <w:color w:val="C2D69B" w:themeColor="accent3" w:themeTint="99"/>
-          <w:sz w:val="28"/>
-          <w:szCs w:val="28"/>
-        </w:rPr>
-        <w:t>{</w:t>
-      </w:r>
-      <w:proofErr w:type="spellStart"/>
-      <w:proofErr w:type="gramStart"/>
+          <w:color w:val="94C460"/>
+          <w:sz w:val="28"/>
+          <w:szCs w:val="28"/>
+        </w:rPr>
+        <w:t>{js:['jQuery', 'Angular'], php: 'hello', css: 'world'}</w:t>
+      </w:r>
+      <w:r>
+        <w:rPr>
+          <w:color w:val="94C460"/>
+          <w:sz w:val="28"/>
+          <w:szCs w:val="28"/>
+        </w:rPr>
+        <w:t xml:space="preserve">. Выведите с его помощью слово </w:t>
+      </w:r>
       <w:r>
         <w:rPr>
           <w:b/>
-          <w:color w:val="C2D69B" w:themeColor="accent3" w:themeTint="99"/>
-          <w:sz w:val="28"/>
-          <w:szCs w:val="28"/>
-        </w:rPr>
-        <w:t>js</w:t>
-      </w:r>
-      <w:proofErr w:type="spellEnd"/>
-      <w:r>
-        <w:rPr>
-          <w:b/>
-          <w:color w:val="C2D69B" w:themeColor="accent3" w:themeTint="99"/>
-          <w:sz w:val="28"/>
-          <w:szCs w:val="28"/>
-        </w:rPr>
-        <w:t>:[</w:t>
-      </w:r>
-      <w:proofErr w:type="gramEnd"/>
-      <w:r>
-        <w:rPr>
-          <w:b/>
-          <w:color w:val="C2D69B" w:themeColor="accent3" w:themeTint="99"/>
-          <w:sz w:val="28"/>
-          <w:szCs w:val="28"/>
-        </w:rPr>
-        <w:t>'</w:t>
-      </w:r>
-      <w:proofErr w:type="spellStart"/>
-      <w:r>
-        <w:rPr>
-          <w:b/>
-          <w:color w:val="C2D69B" w:themeColor="accent3" w:themeTint="99"/>
-          <w:sz w:val="28"/>
-          <w:szCs w:val="28"/>
-        </w:rPr>
-        <w:t>jQuery</w:t>
-      </w:r>
-      <w:proofErr w:type="spellEnd"/>
-      <w:r>
-        <w:rPr>
-          <w:b/>
-          <w:color w:val="C2D69B" w:themeColor="accent3" w:themeTint="99"/>
-          <w:sz w:val="28"/>
-          <w:szCs w:val="28"/>
-        </w:rPr>
-        <w:t>', '</w:t>
-      </w:r>
-      <w:proofErr w:type="spellStart"/>
-      <w:r>
-        <w:rPr>
-          <w:b/>
-          <w:color w:val="C2D69B" w:themeColor="accent3" w:themeTint="99"/>
-          <w:sz w:val="28"/>
-          <w:szCs w:val="28"/>
-        </w:rPr>
-        <w:t>Angular</w:t>
-      </w:r>
-      <w:proofErr w:type="spellEnd"/>
-      <w:r>
-        <w:rPr>
-          <w:b/>
-          <w:color w:val="C2D69B" w:themeColor="accent3" w:themeTint="99"/>
-          <w:sz w:val="28"/>
-          <w:szCs w:val="28"/>
-        </w:rPr>
-        <w:t xml:space="preserve">'], </w:t>
-      </w:r>
-      <w:proofErr w:type="spellStart"/>
-      <w:r>
-        <w:rPr>
-          <w:b/>
-          <w:color w:val="C2D69B" w:themeColor="accent3" w:themeTint="99"/>
-          <w:sz w:val="28"/>
-          <w:szCs w:val="28"/>
-        </w:rPr>
-        <w:t>php</w:t>
-      </w:r>
-      <w:proofErr w:type="spellEnd"/>
-      <w:r>
-        <w:rPr>
-          <w:b/>
-          <w:color w:val="C2D69B" w:themeColor="accent3" w:themeTint="99"/>
-          <w:sz w:val="28"/>
-          <w:szCs w:val="28"/>
-        </w:rPr>
-        <w:t>: '</w:t>
-      </w:r>
-      <w:proofErr w:type="spellStart"/>
-      <w:r>
-        <w:rPr>
-          <w:b/>
-          <w:color w:val="C2D69B" w:themeColor="accent3" w:themeTint="99"/>
-          <w:sz w:val="28"/>
-          <w:szCs w:val="28"/>
-        </w:rPr>
-        <w:t>hello</w:t>
-      </w:r>
-      <w:proofErr w:type="spellEnd"/>
-      <w:r>
-        <w:rPr>
-          <w:b/>
-          <w:color w:val="C2D69B" w:themeColor="accent3" w:themeTint="99"/>
-          <w:sz w:val="28"/>
-          <w:szCs w:val="28"/>
-        </w:rPr>
-        <w:t xml:space="preserve">', </w:t>
-      </w:r>
-      <w:proofErr w:type="spellStart"/>
-      <w:r>
-        <w:rPr>
-          <w:b/>
-          <w:color w:val="C2D69B" w:themeColor="accent3" w:themeTint="99"/>
-          <w:sz w:val="28"/>
-          <w:szCs w:val="28"/>
-        </w:rPr>
-        <w:t>css</w:t>
-      </w:r>
-      <w:proofErr w:type="spellEnd"/>
-      <w:r>
-        <w:rPr>
-          <w:b/>
-          <w:color w:val="C2D69B" w:themeColor="accent3" w:themeTint="99"/>
-          <w:sz w:val="28"/>
-          <w:szCs w:val="28"/>
-        </w:rPr>
-        <w:t>: '</w:t>
-      </w:r>
-      <w:proofErr w:type="spellStart"/>
-      <w:r>
-        <w:rPr>
-          <w:b/>
-          <w:color w:val="C2D69B" w:themeColor="accent3" w:themeTint="99"/>
-          <w:sz w:val="28"/>
-          <w:szCs w:val="28"/>
-        </w:rPr>
-        <w:t>world</w:t>
-      </w:r>
-      <w:proofErr w:type="spellEnd"/>
-      <w:r>
-        <w:rPr>
-          <w:b/>
-          <w:color w:val="C2D69B" w:themeColor="accent3" w:themeTint="99"/>
-          <w:sz w:val="28"/>
-          <w:szCs w:val="28"/>
-        </w:rPr>
-        <w:t>'}</w:t>
-      </w:r>
-      <w:r>
-        <w:rPr>
-          <w:color w:val="C2D69B" w:themeColor="accent3" w:themeTint="99"/>
-          <w:sz w:val="28"/>
-          <w:szCs w:val="28"/>
-        </w:rPr>
-        <w:t xml:space="preserve">. Выведите с его помощью слово </w:t>
-      </w:r>
-      <w:r>
-        <w:rPr>
-          <w:b/>
-          <w:color w:val="C2D69B" w:themeColor="accent3" w:themeTint="99"/>
-          <w:sz w:val="28"/>
-          <w:szCs w:val="28"/>
-        </w:rPr>
-        <w:t>'</w:t>
-      </w:r>
-      <w:proofErr w:type="spellStart"/>
-      <w:r>
-        <w:rPr>
-          <w:b/>
-          <w:color w:val="C2D69B" w:themeColor="accent3" w:themeTint="99"/>
-          <w:sz w:val="28"/>
-          <w:szCs w:val="28"/>
-        </w:rPr>
-        <w:t>jQuery</w:t>
-      </w:r>
-      <w:proofErr w:type="spellEnd"/>
-      <w:r>
-        <w:rPr>
-          <w:b/>
-          <w:color w:val="C2D69B" w:themeColor="accent3" w:themeTint="99"/>
-          <w:sz w:val="28"/>
-          <w:szCs w:val="28"/>
-        </w:rPr>
-        <w:t>'</w:t>
+          <w:color w:val="94C460"/>
+          <w:sz w:val="28"/>
+          <w:szCs w:val="28"/>
+        </w:rPr>
+        <w:t>'jQuery'</w:t>
       </w:r>
     </w:p>
     <w:p>
@@ -2539,6 +2185,7 @@
       </w:pPr>
       <w:r>
         <w:rPr>
+          <w:noProof/>
           <w:color w:val="94C460"/>
           <w:sz w:val="28"/>
           <w:szCs w:val="28"/>
@@ -2595,7 +2242,7 @@
       <w:pPr>
         <w:spacing w:line="256" w:lineRule="auto"/>
         <w:rPr>
-          <w:color w:val="C2D69B" w:themeColor="accent3" w:themeTint="99"/>
+          <w:color w:val="94C460"/>
           <w:sz w:val="28"/>
           <w:szCs w:val="28"/>
         </w:rPr>
@@ -2629,99 +2276,41 @@
       </w:r>
       <w:r>
         <w:rPr>
-          <w:color w:val="C2D69B" w:themeColor="accent3" w:themeTint="99"/>
-          <w:sz w:val="28"/>
-          <w:szCs w:val="28"/>
-        </w:rPr>
-        <w:t xml:space="preserve">Создайте двухмерный массив. Первые два ключа </w:t>
-      </w:r>
-      <w:proofErr w:type="gramStart"/>
-      <w:r>
-        <w:rPr>
-          <w:color w:val="C2D69B" w:themeColor="accent3" w:themeTint="99"/>
-          <w:sz w:val="28"/>
-          <w:szCs w:val="28"/>
-        </w:rPr>
-        <w:t>- это</w:t>
-      </w:r>
-      <w:proofErr w:type="gramEnd"/>
-      <w:r>
-        <w:rPr>
-          <w:color w:val="C2D69B" w:themeColor="accent3" w:themeTint="99"/>
-          <w:sz w:val="28"/>
-          <w:szCs w:val="28"/>
-        </w:rPr>
-        <w:t xml:space="preserve"> </w:t>
+          <w:color w:val="94C460"/>
+          <w:sz w:val="28"/>
+          <w:szCs w:val="28"/>
+        </w:rPr>
+        <w:t xml:space="preserve">Создайте двухмерный массив. Первые два ключа - это </w:t>
       </w:r>
       <w:r>
         <w:rPr>
           <w:b/>
-          <w:color w:val="C2D69B" w:themeColor="accent3" w:themeTint="99"/>
-          <w:sz w:val="28"/>
-          <w:szCs w:val="28"/>
-        </w:rPr>
-        <w:t>'</w:t>
-      </w:r>
-      <w:proofErr w:type="spellStart"/>
+          <w:color w:val="94C460"/>
+          <w:sz w:val="28"/>
+          <w:szCs w:val="28"/>
+        </w:rPr>
+        <w:t>'ru'</w:t>
+      </w:r>
+      <w:r>
+        <w:rPr>
+          <w:color w:val="94C460"/>
+          <w:sz w:val="28"/>
+          <w:szCs w:val="28"/>
+        </w:rPr>
+        <w:t xml:space="preserve"> и </w:t>
+      </w:r>
       <w:r>
         <w:rPr>
           <w:b/>
-          <w:color w:val="C2D69B" w:themeColor="accent3" w:themeTint="99"/>
-          <w:sz w:val="28"/>
-          <w:szCs w:val="28"/>
-        </w:rPr>
-        <w:t>ru</w:t>
-      </w:r>
-      <w:proofErr w:type="spellEnd"/>
-      <w:r>
-        <w:rPr>
-          <w:b/>
-          <w:color w:val="C2D69B" w:themeColor="accent3" w:themeTint="99"/>
-          <w:sz w:val="28"/>
-          <w:szCs w:val="28"/>
-        </w:rPr>
-        <w:t>'</w:t>
-      </w:r>
-      <w:r>
-        <w:rPr>
-          <w:color w:val="C2D69B" w:themeColor="accent3" w:themeTint="99"/>
-          <w:sz w:val="28"/>
-          <w:szCs w:val="28"/>
-        </w:rPr>
-        <w:t xml:space="preserve"> и </w:t>
-      </w:r>
-      <w:r>
-        <w:rPr>
-          <w:b/>
-          <w:color w:val="C2D69B" w:themeColor="accent3" w:themeTint="99"/>
-          <w:sz w:val="28"/>
-          <w:szCs w:val="28"/>
-        </w:rPr>
-        <w:t>'</w:t>
-      </w:r>
-      <w:proofErr w:type="spellStart"/>
-      <w:r>
-        <w:rPr>
-          <w:b/>
-          <w:color w:val="C2D69B" w:themeColor="accent3" w:themeTint="99"/>
-          <w:sz w:val="28"/>
-          <w:szCs w:val="28"/>
-        </w:rPr>
-        <w:t>en</w:t>
-      </w:r>
-      <w:proofErr w:type="spellEnd"/>
-      <w:r>
-        <w:rPr>
-          <w:b/>
-          <w:color w:val="C2D69B" w:themeColor="accent3" w:themeTint="99"/>
-          <w:sz w:val="28"/>
-          <w:szCs w:val="28"/>
-        </w:rPr>
-        <w:t>'</w:t>
-      </w:r>
-      <w:r>
-        <w:rPr>
-          <w:color w:val="C2D69B" w:themeColor="accent3" w:themeTint="99"/>
+          <w:color w:val="94C460"/>
+          <w:sz w:val="28"/>
+          <w:szCs w:val="28"/>
+        </w:rPr>
+        <w:t>'en'</w:t>
+      </w:r>
+      <w:r>
+        <w:rPr>
+          <w:color w:val="94C460"/>
           <w:sz w:val="28"/>
           <w:szCs w:val="28"/>
         </w:rPr>
@@ -2730,7 +2319,7 @@
       <w:r>
         <w:rPr>
           <w:i/>
-          <w:color w:val="C2D69B" w:themeColor="accent3" w:themeTint="99"/>
+          <w:color w:val="94C460"/>
           <w:sz w:val="28"/>
           <w:szCs w:val="28"/>
         </w:rPr>
@@ -2738,7 +2327,7 @@
       </w:r>
       <w:r>
         <w:rPr>
-          <w:color w:val="C2D69B" w:themeColor="accent3" w:themeTint="99"/>
+          <w:color w:val="94C460"/>
           <w:sz w:val="28"/>
           <w:szCs w:val="28"/>
         </w:rPr>
@@ -2747,7 +2336,7 @@
       <w:r>
         <w:rPr>
           <w:i/>
-          <w:color w:val="C2D69B" w:themeColor="accent3" w:themeTint="99"/>
+          <w:color w:val="94C460"/>
           <w:sz w:val="28"/>
           <w:szCs w:val="28"/>
         </w:rPr>
@@ -2755,53 +2344,26 @@
       </w:r>
       <w:r>
         <w:rPr>
-          <w:color w:val="C2D69B" w:themeColor="accent3" w:themeTint="99"/>
-          <w:sz w:val="28"/>
-          <w:szCs w:val="28"/>
-        </w:rPr>
-        <w:t xml:space="preserve">. Выведите с помощью этого массива понедельник по-русски и среду </w:t>
-      </w:r>
-      <w:proofErr w:type="gramStart"/>
-      <w:r>
-        <w:rPr>
-          <w:color w:val="C2D69B" w:themeColor="accent3" w:themeTint="99"/>
-          <w:sz w:val="28"/>
-          <w:szCs w:val="28"/>
-        </w:rPr>
-        <w:t xml:space="preserve">по </w:t>
-      </w:r>
-      <w:proofErr w:type="spellStart"/>
-      <w:r>
-        <w:rPr>
-          <w:color w:val="C2D69B" w:themeColor="accent3" w:themeTint="99"/>
-          <w:sz w:val="28"/>
-          <w:szCs w:val="28"/>
-        </w:rPr>
-        <w:t>английски</w:t>
-      </w:r>
-      <w:proofErr w:type="spellEnd"/>
-      <w:proofErr w:type="gramEnd"/>
-      <w:r>
-        <w:rPr>
-          <w:color w:val="C2D69B" w:themeColor="accent3" w:themeTint="99"/>
-          <w:sz w:val="28"/>
-          <w:szCs w:val="28"/>
-        </w:rPr>
-        <w:t xml:space="preserve"> (пусть понедельник - это нулевой день).</w:t>
+          <w:color w:val="94C460"/>
+          <w:sz w:val="28"/>
+          <w:szCs w:val="28"/>
+        </w:rPr>
+        <w:t>. Выведите с помощью этого массива понедельник по-русски и среду по английски (пусть понедельник - это нулевой день).</w:t>
       </w:r>
     </w:p>
     <w:p>
       <w:pPr>
         <w:spacing w:line="256" w:lineRule="auto"/>
         <w:rPr>
-          <w:color w:val="C2D69B" w:themeColor="accent3" w:themeTint="99"/>
-          <w:sz w:val="28"/>
-          <w:szCs w:val="28"/>
-        </w:rPr>
-      </w:pPr>
-      <w:r>
-        <w:rPr>
-          <w:color w:val="C2D69B" w:themeColor="accent3" w:themeTint="99"/>
+          <w:color w:val="94C460"/>
+          <w:sz w:val="28"/>
+          <w:szCs w:val="28"/>
+        </w:rPr>
+      </w:pPr>
+      <w:r>
+        <w:rPr>
+          <w:noProof/>
+          <w:color w:val="94C460"/>
           <w:sz w:val="28"/>
           <w:szCs w:val="28"/>
         </w:rPr>
@@ -2862,7 +2424,7 @@
         <w:keepLines/>
         <w:spacing w:before="225" w:after="150"/>
         <w:rPr>
-          <w:color w:val="C2D69B" w:themeColor="accent3" w:themeTint="99"/>
+          <w:color w:val="94C460"/>
           <w:sz w:val="28"/>
           <w:szCs w:val="28"/>
           <w:lang w:eastAsia="en-US"/>
@@ -2875,217 +2437,92 @@
           <w:szCs w:val="28"/>
           <w:lang w:eastAsia="en-US"/>
         </w:rPr>
-        <w:t>12</w:t>
-      </w:r>
-      <w:r>
-        <w:rPr>
-          <w:color w:val="C2D69B" w:themeColor="accent3" w:themeTint="99"/>
+        <w:t>12.</w:t>
+      </w:r>
+      <w:r>
+        <w:rPr>
+          <w:color w:val="94C460"/>
           <w:sz w:val="28"/>
           <w:szCs w:val="28"/>
           <w:lang w:eastAsia="en-US"/>
         </w:rPr>
-        <w:t>.</w:t>
-      </w:r>
-      <w:r>
-        <w:rPr>
-          <w:color w:val="C2D69B" w:themeColor="accent3" w:themeTint="99"/>
-          <w:sz w:val="28"/>
-          <w:szCs w:val="28"/>
-          <w:lang w:eastAsia="en-US"/>
-        </w:rPr>
         <w:t xml:space="preserve"> </w:t>
       </w:r>
       <w:r>
         <w:rPr>
-          <w:color w:val="C2D69B" w:themeColor="accent3" w:themeTint="99"/>
+          <w:color w:val="94C460"/>
           <w:sz w:val="28"/>
           <w:szCs w:val="28"/>
         </w:rPr>
         <w:t xml:space="preserve">Пусть теперь в переменной </w:t>
       </w:r>
-      <w:proofErr w:type="spellStart"/>
       <w:r>
         <w:rPr>
           <w:b/>
-          <w:color w:val="C2D69B" w:themeColor="accent3" w:themeTint="99"/>
+          <w:color w:val="94C460"/>
           <w:sz w:val="28"/>
           <w:szCs w:val="28"/>
         </w:rPr>
         <w:t>lang</w:t>
       </w:r>
-      <w:proofErr w:type="spellEnd"/>
-      <w:r>
-        <w:rPr>
-          <w:color w:val="C2D69B" w:themeColor="accent3" w:themeTint="99"/>
-          <w:sz w:val="28"/>
-          <w:szCs w:val="28"/>
-        </w:rPr>
-        <w:t xml:space="preserve"> хранится язык (она принимает одно из значений или '</w:t>
-      </w:r>
-      <w:proofErr w:type="spellStart"/>
-      <w:r>
-        <w:rPr>
-          <w:color w:val="C2D69B" w:themeColor="accent3" w:themeTint="99"/>
-          <w:sz w:val="28"/>
-          <w:szCs w:val="28"/>
-        </w:rPr>
-        <w:t>ru</w:t>
-      </w:r>
-      <w:proofErr w:type="spellEnd"/>
-      <w:r>
-        <w:rPr>
-          <w:color w:val="C2D69B" w:themeColor="accent3" w:themeTint="99"/>
-          <w:sz w:val="28"/>
-          <w:szCs w:val="28"/>
-        </w:rPr>
-        <w:t>', или '</w:t>
-      </w:r>
-      <w:proofErr w:type="spellStart"/>
-      <w:r>
-        <w:rPr>
-          <w:color w:val="C2D69B" w:themeColor="accent3" w:themeTint="99"/>
-          <w:sz w:val="28"/>
-          <w:szCs w:val="28"/>
-        </w:rPr>
-        <w:t>en</w:t>
-      </w:r>
-      <w:proofErr w:type="spellEnd"/>
-      <w:r>
-        <w:rPr>
-          <w:color w:val="C2D69B" w:themeColor="accent3" w:themeTint="99"/>
-          <w:sz w:val="28"/>
-          <w:szCs w:val="28"/>
-        </w:rPr>
-        <w:t xml:space="preserve">' - либо то, либо то), а в переменной </w:t>
-      </w:r>
-      <w:proofErr w:type="spellStart"/>
+      <w:r>
+        <w:rPr>
+          <w:color w:val="94C460"/>
+          <w:sz w:val="28"/>
+          <w:szCs w:val="28"/>
+        </w:rPr>
+        <w:t xml:space="preserve"> хранится язык (она принимает одно из значений или 'ru', или 'en' - либо то, либо то), а в переменной </w:t>
+      </w:r>
       <w:r>
         <w:rPr>
           <w:b/>
-          <w:color w:val="C2D69B" w:themeColor="accent3" w:themeTint="99"/>
+          <w:color w:val="94C460"/>
           <w:sz w:val="28"/>
           <w:szCs w:val="28"/>
         </w:rPr>
         <w:t>day</w:t>
       </w:r>
-      <w:proofErr w:type="spellEnd"/>
-      <w:r>
-        <w:rPr>
-          <w:color w:val="C2D69B" w:themeColor="accent3" w:themeTint="99"/>
-          <w:sz w:val="28"/>
-          <w:szCs w:val="28"/>
-        </w:rPr>
-        <w:t xml:space="preserve"> - номер дня. </w:t>
-      </w:r>
-      <w:proofErr w:type="gramStart"/>
-      <w:r>
-        <w:rPr>
-          <w:color w:val="C2D69B" w:themeColor="accent3" w:themeTint="99"/>
-          <w:sz w:val="28"/>
-          <w:szCs w:val="28"/>
-        </w:rPr>
-        <w:t>Выведите словом</w:t>
-      </w:r>
-      <w:proofErr w:type="gramEnd"/>
-      <w:r>
-        <w:rPr>
-          <w:color w:val="C2D69B" w:themeColor="accent3" w:themeTint="99"/>
-          <w:sz w:val="28"/>
-          <w:szCs w:val="28"/>
-        </w:rPr>
-        <w:t xml:space="preserve"> день недели, соответствующий переменным </w:t>
-      </w:r>
-      <w:proofErr w:type="spellStart"/>
+      <w:r>
+        <w:rPr>
+          <w:color w:val="94C460"/>
+          <w:sz w:val="28"/>
+          <w:szCs w:val="28"/>
+        </w:rPr>
+        <w:t xml:space="preserve"> - номер дня. Выведите словом день недели, соответствующий переменным </w:t>
+      </w:r>
       <w:r>
         <w:rPr>
           <w:b/>
-          <w:color w:val="C2D69B" w:themeColor="accent3" w:themeTint="99"/>
+          <w:color w:val="94C460"/>
           <w:sz w:val="28"/>
           <w:szCs w:val="28"/>
         </w:rPr>
         <w:t>lang</w:t>
       </w:r>
-      <w:proofErr w:type="spellEnd"/>
-      <w:r>
-        <w:rPr>
-          <w:color w:val="C2D69B" w:themeColor="accent3" w:themeTint="99"/>
+      <w:r>
+        <w:rPr>
+          <w:color w:val="94C460"/>
           <w:sz w:val="28"/>
           <w:szCs w:val="28"/>
         </w:rPr>
         <w:t xml:space="preserve"> и </w:t>
       </w:r>
-      <w:proofErr w:type="spellStart"/>
       <w:r>
         <w:rPr>
           <w:b/>
-          <w:color w:val="C2D69B" w:themeColor="accent3" w:themeTint="99"/>
+          <w:color w:val="94C460"/>
           <w:sz w:val="28"/>
           <w:szCs w:val="28"/>
         </w:rPr>
         <w:t>day</w:t>
       </w:r>
-      <w:proofErr w:type="spellEnd"/>
-      <w:r>
-        <w:rPr>
-          <w:color w:val="C2D69B" w:themeColor="accent3" w:themeTint="99"/>
-          <w:sz w:val="28"/>
-          <w:szCs w:val="28"/>
-        </w:rPr>
-        <w:t xml:space="preserve">. То есть: если, к примеру, </w:t>
-      </w:r>
-      <w:proofErr w:type="spellStart"/>
-      <w:r>
-        <w:rPr>
-          <w:color w:val="C2D69B" w:themeColor="accent3" w:themeTint="99"/>
-          <w:sz w:val="28"/>
-          <w:szCs w:val="28"/>
-        </w:rPr>
-        <w:t>lang</w:t>
-      </w:r>
-      <w:proofErr w:type="spellEnd"/>
-      <w:r>
-        <w:rPr>
-          <w:color w:val="C2D69B" w:themeColor="accent3" w:themeTint="99"/>
-          <w:sz w:val="28"/>
-          <w:szCs w:val="28"/>
-        </w:rPr>
-        <w:t xml:space="preserve"> = '</w:t>
-      </w:r>
-      <w:proofErr w:type="spellStart"/>
-      <w:r>
-        <w:rPr>
-          <w:color w:val="C2D69B" w:themeColor="accent3" w:themeTint="99"/>
-          <w:sz w:val="28"/>
-          <w:szCs w:val="28"/>
-        </w:rPr>
-        <w:t>ru</w:t>
-      </w:r>
-      <w:proofErr w:type="spellEnd"/>
-      <w:r>
-        <w:rPr>
-          <w:color w:val="C2D69B" w:themeColor="accent3" w:themeTint="99"/>
-          <w:sz w:val="28"/>
-          <w:szCs w:val="28"/>
-        </w:rPr>
-        <w:t xml:space="preserve">' и </w:t>
-      </w:r>
-      <w:proofErr w:type="spellStart"/>
-      <w:r>
-        <w:rPr>
-          <w:color w:val="C2D69B" w:themeColor="accent3" w:themeTint="99"/>
-          <w:sz w:val="28"/>
-          <w:szCs w:val="28"/>
-        </w:rPr>
-        <w:t>day</w:t>
-      </w:r>
-      <w:proofErr w:type="spellEnd"/>
-      <w:r>
-        <w:rPr>
-          <w:color w:val="C2D69B" w:themeColor="accent3" w:themeTint="99"/>
-          <w:sz w:val="28"/>
-          <w:szCs w:val="28"/>
-        </w:rPr>
-        <w:t xml:space="preserve"> = 3 - то выведем 'среда'</w:t>
+      <w:r>
+        <w:rPr>
+          <w:color w:val="94C460"/>
+          <w:sz w:val="28"/>
+          <w:szCs w:val="28"/>
+        </w:rPr>
+        <w:t>. То есть: если, к примеру, lang = 'ru' и day = 3 - то выведем 'среда'</w:t>
       </w:r>
     </w:p>
     <w:p>
@@ -3104,6 +2541,7 @@
       </w:pPr>
       <w:r>
         <w:rPr>
+          <w:noProof/>
           <w:color w:val="94C460"/>
           <w:sz w:val="28"/>
           <w:szCs w:val="28"/>
@@ -3200,7 +2638,7 @@
       <w:pPr>
         <w:spacing w:line="256" w:lineRule="auto"/>
         <w:rPr>
-          <w:color w:val="C2D69B" w:themeColor="accent3" w:themeTint="99"/>
+          <w:color w:val="94C460"/>
           <w:sz w:val="28"/>
           <w:szCs w:val="28"/>
         </w:rPr>
@@ -3212,20 +2650,11 @@
           <w:szCs w:val="28"/>
           <w:lang w:eastAsia="en-US"/>
         </w:rPr>
-        <w:t>1</w:t>
-      </w:r>
-      <w:r>
-        <w:rPr>
-          <w:color w:val="C2D69B" w:themeColor="accent3" w:themeTint="99"/>
-          <w:sz w:val="28"/>
-          <w:szCs w:val="28"/>
-          <w:lang w:eastAsia="en-US"/>
-        </w:rPr>
-        <w:t>.</w:t>
-      </w:r>
-      <w:r>
-        <w:rPr>
-          <w:color w:val="C2D69B" w:themeColor="accent3" w:themeTint="99"/>
+        <w:t>1.</w:t>
+      </w:r>
+      <w:r>
+        <w:rPr>
+          <w:color w:val="94C460"/>
           <w:sz w:val="32"/>
           <w:szCs w:val="32"/>
         </w:rPr>
@@ -3233,7 +2662,7 @@
       </w:r>
       <w:r>
         <w:rPr>
-          <w:color w:val="C2D69B" w:themeColor="accent3" w:themeTint="99"/>
+          <w:color w:val="94C460"/>
           <w:sz w:val="28"/>
           <w:szCs w:val="28"/>
         </w:rPr>
@@ -3244,23 +2673,23 @@
       <w:pPr>
         <w:spacing w:line="256" w:lineRule="auto"/>
         <w:rPr>
-          <w:color w:val="C2D69B" w:themeColor="accent3" w:themeTint="99"/>
-          <w:sz w:val="28"/>
-          <w:szCs w:val="28"/>
-        </w:rPr>
-      </w:pPr>
-    </w:p>
-    <w:p>
-      <w:pPr>
-        <w:rPr>
-          <w:color w:val="C2D69B" w:themeColor="accent3" w:themeTint="99"/>
+          <w:color w:val="94C460"/>
+          <w:sz w:val="28"/>
+          <w:szCs w:val="28"/>
+        </w:rPr>
+      </w:pPr>
+    </w:p>
+    <w:p>
+      <w:pPr>
+        <w:rPr>
+          <w:color w:val="94C460"/>
           <w:sz w:val="32"/>
           <w:szCs w:val="32"/>
         </w:rPr>
       </w:pPr>
       <w:r>
         <w:rPr>
-          <w:color w:val="C2D69B" w:themeColor="accent3" w:themeTint="99"/>
+          <w:color w:val="94C460"/>
           <w:sz w:val="32"/>
           <w:szCs w:val="32"/>
         </w:rPr>
@@ -3268,7 +2697,7 @@
       </w:r>
       <w:r>
         <w:rPr>
-          <w:color w:val="C2D69B" w:themeColor="accent3" w:themeTint="99"/>
+          <w:color w:val="94C460"/>
           <w:sz w:val="32"/>
           <w:szCs w:val="32"/>
         </w:rPr>
@@ -3276,17 +2705,474 @@
       </w:r>
       <w:r>
         <w:rPr>
-          <w:color w:val="C2D69B" w:themeColor="accent3" w:themeTint="99"/>
+          <w:color w:val="94C460"/>
+          <w:sz w:val="28"/>
+          <w:szCs w:val="28"/>
+        </w:rPr>
+        <w:t>для хранения списка похожих значений</w:t>
+      </w:r>
+    </w:p>
+    <w:p>
+      <w:pPr>
+        <w:rPr>
+          <w:color w:val="94C460"/>
           <w:sz w:val="32"/>
           <w:szCs w:val="32"/>
         </w:rPr>
-        <w:t>для хранения списка похожих значений</w:t>
-      </w:r>
-    </w:p>
-    <w:p>
-      <w:pPr>
-        <w:rPr>
-          <w:color w:val="C2D69B" w:themeColor="accent3" w:themeTint="99"/>
+      </w:pPr>
+    </w:p>
+    <w:p>
+      <w:pPr>
+        <w:spacing w:line="256" w:lineRule="auto"/>
+        <w:rPr>
+          <w:color w:val="94C460"/>
+          <w:sz w:val="28"/>
+          <w:szCs w:val="28"/>
+        </w:rPr>
+      </w:pPr>
+      <w:r>
+        <w:rPr>
+          <w:color w:val="94C460"/>
+          <w:sz w:val="28"/>
+          <w:szCs w:val="28"/>
+          <w:lang w:eastAsia="en-US"/>
+        </w:rPr>
+        <w:t>2.</w:t>
+      </w:r>
+      <w:r>
+        <w:rPr>
+          <w:color w:val="94C460"/>
+          <w:sz w:val="28"/>
+          <w:szCs w:val="28"/>
+          <w:lang w:eastAsia="en-US"/>
+        </w:rPr>
+        <w:t xml:space="preserve"> </w:t>
+      </w:r>
+      <w:r>
+        <w:rPr>
+          <w:color w:val="94C460"/>
+          <w:sz w:val="28"/>
+          <w:szCs w:val="28"/>
+        </w:rPr>
+        <w:t>Какими способами можно создать массив?</w:t>
+      </w:r>
+    </w:p>
+    <w:p>
+      <w:pPr>
+        <w:tabs>
+          <w:tab w:val="left" w:pos="360"/>
+          <w:tab w:val="left" w:pos="1440"/>
+        </w:tabs>
+        <w:spacing w:line="256" w:lineRule="auto"/>
+        <w:rPr>
+          <w:color w:val="94C460"/>
+          <w:sz w:val="28"/>
+          <w:szCs w:val="28"/>
+          <w:lang w:eastAsia="en-US"/>
+        </w:rPr>
+      </w:pPr>
+    </w:p>
+    <w:p>
+      <w:pPr>
+        <w:tabs>
+          <w:tab w:val="left" w:pos="360"/>
+          <w:tab w:val="left" w:pos="1440"/>
+        </w:tabs>
+        <w:spacing w:line="256" w:lineRule="auto"/>
+        <w:rPr>
+          <w:color w:val="94C460"/>
+          <w:sz w:val="28"/>
+          <w:szCs w:val="28"/>
+        </w:rPr>
+      </w:pPr>
+      <w:r>
+        <w:rPr>
+          <w:color w:val="94C460"/>
+          <w:sz w:val="28"/>
+          <w:szCs w:val="28"/>
+        </w:rPr>
+        <w:t>-</w:t>
+      </w:r>
+      <w:r>
+        <w:rPr>
+          <w:color w:val="94C460"/>
+          <w:sz w:val="28"/>
+          <w:szCs w:val="28"/>
+        </w:rPr>
+        <w:t xml:space="preserve"> </w:t>
+      </w:r>
+      <w:r>
+        <w:rPr>
+          <w:color w:val="94C460"/>
+          <w:sz w:val="28"/>
+          <w:szCs w:val="28"/>
+        </w:rPr>
+        <w:t xml:space="preserve">можно обьявить через скобки, а можно использовать </w:t>
+      </w:r>
+      <w:r>
+        <w:rPr>
+          <w:color w:val="94C460"/>
+          <w:sz w:val="28"/>
+          <w:szCs w:val="28"/>
+          <w:lang w:val="en-US"/>
+        </w:rPr>
+        <w:t>new</w:t>
+      </w:r>
+    </w:p>
+    <w:p>
+      <w:pPr>
+        <w:tabs>
+          <w:tab w:val="left" w:pos="360"/>
+          <w:tab w:val="left" w:pos="1440"/>
+        </w:tabs>
+        <w:spacing w:line="256" w:lineRule="auto"/>
+        <w:rPr>
+          <w:color w:val="94C460"/>
+          <w:sz w:val="28"/>
+          <w:szCs w:val="28"/>
+        </w:rPr>
+      </w:pPr>
+    </w:p>
+    <w:p>
+      <w:pPr>
+        <w:spacing w:line="256" w:lineRule="auto"/>
+        <w:rPr>
+          <w:color w:val="94C460"/>
+          <w:sz w:val="28"/>
+          <w:szCs w:val="28"/>
+        </w:rPr>
+      </w:pPr>
+      <w:r>
+        <w:rPr>
+          <w:color w:val="94C460"/>
+          <w:sz w:val="28"/>
+          <w:szCs w:val="28"/>
+          <w:lang w:eastAsia="en-US"/>
+        </w:rPr>
+        <w:t>3.</w:t>
+      </w:r>
+      <w:r>
+        <w:rPr>
+          <w:color w:val="94C460"/>
+          <w:sz w:val="28"/>
+          <w:szCs w:val="28"/>
+        </w:rPr>
+        <w:t xml:space="preserve"> Что такое ассоциативный массив?</w:t>
+      </w:r>
+    </w:p>
+    <w:p>
+      <w:pPr>
+        <w:spacing w:line="256" w:lineRule="auto"/>
+        <w:rPr>
+          <w:color w:val="94C460"/>
+          <w:sz w:val="28"/>
+          <w:szCs w:val="28"/>
+        </w:rPr>
+      </w:pPr>
+      <w:r>
+        <w:rPr>
+          <w:color w:val="94C460"/>
+          <w:sz w:val="28"/>
+          <w:szCs w:val="28"/>
+        </w:rPr>
+        <w:lastRenderedPageBreak/>
+        <w:t>Массив где обращение элемента идет через ключ</w:t>
+      </w:r>
+    </w:p>
+    <w:p>
+      <w:pPr>
+        <w:tabs>
+          <w:tab w:val="left" w:pos="360"/>
+          <w:tab w:val="left" w:pos="1440"/>
+        </w:tabs>
+        <w:spacing w:line="256" w:lineRule="auto"/>
+        <w:rPr>
+          <w:color w:val="94C460"/>
+          <w:sz w:val="28"/>
+          <w:szCs w:val="28"/>
+        </w:rPr>
+      </w:pPr>
+    </w:p>
+    <w:p>
+      <w:pPr>
+        <w:tabs>
+          <w:tab w:val="left" w:pos="360"/>
+          <w:tab w:val="left" w:pos="1440"/>
+        </w:tabs>
+        <w:spacing w:line="256" w:lineRule="auto"/>
+        <w:rPr>
+          <w:color w:val="94C460"/>
+          <w:sz w:val="28"/>
+          <w:szCs w:val="28"/>
+        </w:rPr>
+      </w:pPr>
+      <w:r>
+        <w:rPr>
+          <w:color w:val="94C460"/>
+          <w:sz w:val="28"/>
+          <w:szCs w:val="28"/>
+        </w:rPr>
+        <w:t>-</w:t>
+      </w:r>
+      <w:r>
+        <w:rPr>
+          <w:color w:val="94C460"/>
+          <w:sz w:val="28"/>
+          <w:szCs w:val="28"/>
+        </w:rPr>
+        <w:t xml:space="preserve"> </w:t>
+      </w:r>
+    </w:p>
+    <w:p>
+      <w:pPr>
+        <w:spacing w:line="256" w:lineRule="auto"/>
+        <w:rPr>
+          <w:color w:val="94C460"/>
+          <w:sz w:val="28"/>
+          <w:szCs w:val="28"/>
+        </w:rPr>
+      </w:pPr>
+      <w:r>
+        <w:rPr>
+          <w:color w:val="94C460"/>
+          <w:sz w:val="28"/>
+          <w:szCs w:val="28"/>
+          <w:lang w:eastAsia="en-US"/>
+        </w:rPr>
+        <w:t>4.</w:t>
+      </w:r>
+      <w:r>
+        <w:rPr>
+          <w:color w:val="94C460"/>
+          <w:sz w:val="28"/>
+          <w:szCs w:val="28"/>
+          <w:lang w:eastAsia="en-US"/>
+        </w:rPr>
+        <w:t xml:space="preserve"> </w:t>
+      </w:r>
+      <w:r>
+        <w:rPr>
+          <w:color w:val="94C460"/>
+          <w:sz w:val="28"/>
+          <w:szCs w:val="28"/>
+        </w:rPr>
+        <w:t>Как можно обращаться к элементам массива?</w:t>
+      </w:r>
+    </w:p>
+    <w:p>
+      <w:pPr>
+        <w:tabs>
+          <w:tab w:val="left" w:pos="360"/>
+          <w:tab w:val="left" w:pos="1440"/>
+        </w:tabs>
+        <w:spacing w:line="256" w:lineRule="auto"/>
+        <w:rPr>
+          <w:color w:val="94C460"/>
+          <w:sz w:val="28"/>
+          <w:szCs w:val="28"/>
+          <w:lang w:eastAsia="en-US"/>
+        </w:rPr>
+      </w:pPr>
+    </w:p>
+    <w:p>
+      <w:pPr>
+        <w:tabs>
+          <w:tab w:val="left" w:pos="360"/>
+          <w:tab w:val="left" w:pos="1440"/>
+        </w:tabs>
+        <w:spacing w:line="256" w:lineRule="auto"/>
+        <w:rPr>
+          <w:color w:val="94C460"/>
+          <w:sz w:val="28"/>
+          <w:szCs w:val="28"/>
+          <w:lang w:eastAsia="en-US"/>
+        </w:rPr>
+      </w:pPr>
+      <w:r>
+        <w:rPr>
+          <w:color w:val="94C460"/>
+          <w:sz w:val="28"/>
+          <w:szCs w:val="28"/>
+          <w:lang w:eastAsia="en-US"/>
+        </w:rPr>
+        <w:t>-</w:t>
+      </w:r>
+      <w:r>
+        <w:rPr>
+          <w:color w:val="94C460"/>
+          <w:sz w:val="28"/>
+          <w:szCs w:val="28"/>
+          <w:lang w:eastAsia="en-US"/>
+        </w:rPr>
+        <w:t xml:space="preserve"> по индексу </w:t>
+      </w:r>
+    </w:p>
+    <w:p>
+      <w:pPr>
+        <w:tabs>
+          <w:tab w:val="left" w:pos="360"/>
+          <w:tab w:val="left" w:pos="1440"/>
+        </w:tabs>
+        <w:spacing w:line="256" w:lineRule="auto"/>
+        <w:rPr>
+          <w:color w:val="94C460"/>
+          <w:sz w:val="28"/>
+          <w:szCs w:val="28"/>
+        </w:rPr>
+      </w:pPr>
+    </w:p>
+    <w:p>
+      <w:pPr>
+        <w:spacing w:line="256" w:lineRule="auto"/>
+        <w:rPr>
+          <w:color w:val="94C460"/>
+          <w:sz w:val="28"/>
+          <w:szCs w:val="28"/>
+        </w:rPr>
+      </w:pPr>
+      <w:r>
+        <w:rPr>
+          <w:color w:val="94C460"/>
+          <w:sz w:val="28"/>
+          <w:szCs w:val="28"/>
+        </w:rPr>
+        <w:t>5.Какими способами можно обратиться к элементам ассоциативного массива?</w:t>
+      </w:r>
+    </w:p>
+    <w:p>
+      <w:pPr>
+        <w:spacing w:line="256" w:lineRule="auto"/>
+        <w:rPr>
+          <w:color w:val="94C460"/>
+          <w:sz w:val="28"/>
+          <w:szCs w:val="28"/>
+        </w:rPr>
+      </w:pPr>
+    </w:p>
+    <w:p>
+      <w:pPr>
+        <w:spacing w:line="256" w:lineRule="auto"/>
+        <w:rPr>
+          <w:color w:val="94C460"/>
+          <w:sz w:val="28"/>
+          <w:szCs w:val="28"/>
+        </w:rPr>
+      </w:pPr>
+      <w:r>
+        <w:rPr>
+          <w:color w:val="94C460"/>
+          <w:sz w:val="28"/>
+          <w:szCs w:val="28"/>
+        </w:rPr>
+        <w:t>- через ключ в квадратных скобках и кавычках, либо  через точку и ключ</w:t>
+      </w:r>
+    </w:p>
+    <w:p>
+      <w:pPr>
+        <w:spacing w:line="256" w:lineRule="auto"/>
+        <w:rPr>
+          <w:color w:val="94C460"/>
+          <w:sz w:val="28"/>
+          <w:szCs w:val="28"/>
+        </w:rPr>
+      </w:pPr>
+    </w:p>
+    <w:p>
+      <w:pPr>
+        <w:spacing w:line="256" w:lineRule="auto"/>
+        <w:rPr>
+          <w:color w:val="94C460"/>
+          <w:sz w:val="28"/>
+          <w:szCs w:val="28"/>
+        </w:rPr>
+      </w:pPr>
+      <w:r>
+        <w:rPr>
+          <w:color w:val="94C460"/>
+          <w:sz w:val="28"/>
+          <w:szCs w:val="28"/>
+        </w:rPr>
+        <w:t>6.Что такое многомерный массив?</w:t>
+      </w:r>
+    </w:p>
+    <w:p>
+      <w:pPr>
+        <w:spacing w:line="256" w:lineRule="auto"/>
+        <w:rPr>
+          <w:color w:val="94C460"/>
+          <w:sz w:val="28"/>
+          <w:szCs w:val="28"/>
+        </w:rPr>
+      </w:pPr>
+    </w:p>
+    <w:p>
+      <w:pPr>
+        <w:spacing w:line="256" w:lineRule="auto"/>
+        <w:rPr>
+          <w:color w:val="94C460"/>
+          <w:sz w:val="28"/>
+          <w:szCs w:val="28"/>
+        </w:rPr>
+      </w:pPr>
+      <w:r>
+        <w:rPr>
+          <w:color w:val="94C460"/>
+          <w:sz w:val="28"/>
+          <w:szCs w:val="28"/>
+        </w:rPr>
+        <w:t>- массив с массивами внутри</w:t>
+      </w:r>
+    </w:p>
+    <w:p>
+      <w:pPr>
+        <w:spacing w:line="256" w:lineRule="auto"/>
+        <w:rPr>
+          <w:color w:val="94C460"/>
+          <w:sz w:val="28"/>
+          <w:szCs w:val="28"/>
+        </w:rPr>
+      </w:pPr>
+    </w:p>
+    <w:p>
+      <w:pPr>
+        <w:spacing w:after="160" w:line="256" w:lineRule="auto"/>
+        <w:rPr>
+          <w:color w:val="94C460"/>
+          <w:sz w:val="28"/>
+          <w:szCs w:val="28"/>
+        </w:rPr>
+      </w:pPr>
+      <w:r>
+        <w:rPr>
+          <w:color w:val="94C460"/>
+          <w:sz w:val="28"/>
+          <w:szCs w:val="28"/>
+        </w:rPr>
+        <w:t>7.Какие виды многомерных массивов могут быть?</w:t>
+      </w:r>
+    </w:p>
+    <w:p>
+      <w:pPr>
+        <w:spacing w:after="160" w:line="256" w:lineRule="auto"/>
+        <w:rPr>
+          <w:color w:val="94C460"/>
+          <w:sz w:val="28"/>
+          <w:szCs w:val="28"/>
+        </w:rPr>
+      </w:pPr>
+      <w:r>
+        <w:rPr>
+          <w:color w:val="94C460"/>
+          <w:sz w:val="28"/>
+          <w:szCs w:val="28"/>
+        </w:rPr>
+        <w:t>- двумерные, трехмерные и т.д</w:t>
+      </w:r>
+    </w:p>
+    <w:p>
+      <w:pPr>
+        <w:rPr>
+          <w:color w:val="94C460"/>
           <w:sz w:val="32"/>
           <w:szCs w:val="32"/>
         </w:rPr>
@@ -3294,557 +3180,6 @@
     </w:p>
     <w:p>
       <w:pPr>
-        <w:spacing w:line="256" w:lineRule="auto"/>
-        <w:rPr>
-          <w:color w:val="C2D69B" w:themeColor="accent3" w:themeTint="99"/>
-          <w:sz w:val="28"/>
-          <w:szCs w:val="28"/>
-        </w:rPr>
-      </w:pPr>
-      <w:r>
-        <w:rPr>
-          <w:color w:val="C2D69B" w:themeColor="accent3" w:themeTint="99"/>
-          <w:sz w:val="28"/>
-          <w:szCs w:val="28"/>
-          <w:lang w:eastAsia="en-US"/>
-        </w:rPr>
-        <w:t>2.</w:t>
-      </w:r>
-      <w:r>
-        <w:rPr>
-          <w:color w:val="C2D69B" w:themeColor="accent3" w:themeTint="99"/>
-          <w:sz w:val="28"/>
-          <w:szCs w:val="28"/>
-          <w:lang w:eastAsia="en-US"/>
-        </w:rPr>
-        <w:t xml:space="preserve"> </w:t>
-      </w:r>
-      <w:r>
-        <w:rPr>
-          <w:color w:val="C2D69B" w:themeColor="accent3" w:themeTint="99"/>
-          <w:sz w:val="28"/>
-          <w:szCs w:val="28"/>
-        </w:rPr>
-        <w:t>Какими способами можно создать массив?</w:t>
-      </w:r>
-    </w:p>
-    <w:p>
-      <w:pPr>
-        <w:tabs>
-          <w:tab w:val="left" w:pos="360"/>
-          <w:tab w:val="left" w:pos="1440"/>
-        </w:tabs>
-        <w:spacing w:line="256" w:lineRule="auto"/>
-        <w:rPr>
-          <w:color w:val="C2D69B" w:themeColor="accent3" w:themeTint="99"/>
-          <w:sz w:val="28"/>
-          <w:szCs w:val="28"/>
-          <w:lang w:eastAsia="en-US"/>
-        </w:rPr>
-      </w:pPr>
-    </w:p>
-    <w:p>
-      <w:pPr>
-        <w:tabs>
-          <w:tab w:val="left" w:pos="360"/>
-          <w:tab w:val="left" w:pos="1440"/>
-        </w:tabs>
-        <w:spacing w:line="256" w:lineRule="auto"/>
-        <w:rPr>
-          <w:color w:val="C2D69B" w:themeColor="accent3" w:themeTint="99"/>
-          <w:sz w:val="28"/>
-          <w:szCs w:val="28"/>
-        </w:rPr>
-      </w:pPr>
-      <w:r>
-        <w:rPr>
-          <w:color w:val="C2D69B" w:themeColor="accent3" w:themeTint="99"/>
-          <w:sz w:val="28"/>
-          <w:szCs w:val="28"/>
-        </w:rPr>
-        <w:t>-</w:t>
-      </w:r>
-      <w:r>
-        <w:rPr>
-          <w:color w:val="C2D69B" w:themeColor="accent3" w:themeTint="99"/>
-          <w:sz w:val="28"/>
-          <w:szCs w:val="28"/>
-        </w:rPr>
-        <w:t xml:space="preserve"> </w:t>
-      </w:r>
-      <w:r>
-        <w:rPr>
-          <w:color w:val="C2D69B" w:themeColor="accent3" w:themeTint="99"/>
-          <w:sz w:val="28"/>
-          <w:szCs w:val="28"/>
-        </w:rPr>
-        <w:t xml:space="preserve">можно </w:t>
-      </w:r>
-      <w:proofErr w:type="spellStart"/>
-      <w:r>
-        <w:rPr>
-          <w:color w:val="C2D69B" w:themeColor="accent3" w:themeTint="99"/>
-          <w:sz w:val="28"/>
-          <w:szCs w:val="28"/>
-        </w:rPr>
-        <w:t>обьявить</w:t>
-      </w:r>
-      <w:proofErr w:type="spellEnd"/>
-      <w:r>
-        <w:rPr>
-          <w:color w:val="C2D69B" w:themeColor="accent3" w:themeTint="99"/>
-          <w:sz w:val="28"/>
-          <w:szCs w:val="28"/>
-        </w:rPr>
-        <w:t xml:space="preserve"> через скобки, а можно использовать </w:t>
-      </w:r>
-      <w:r>
-        <w:rPr>
-          <w:color w:val="C2D69B" w:themeColor="accent3" w:themeTint="99"/>
-          <w:sz w:val="28"/>
-          <w:szCs w:val="28"/>
-          <w:lang w:val="en-US"/>
-        </w:rPr>
-        <w:t>new</w:t>
-      </w:r>
-    </w:p>
-    <w:p>
-      <w:pPr>
-        <w:tabs>
-          <w:tab w:val="left" w:pos="360"/>
-          <w:tab w:val="left" w:pos="1440"/>
-        </w:tabs>
-        <w:spacing w:line="256" w:lineRule="auto"/>
-        <w:rPr>
-          <w:color w:val="C2D69B" w:themeColor="accent3" w:themeTint="99"/>
-          <w:sz w:val="28"/>
-          <w:szCs w:val="28"/>
-        </w:rPr>
-      </w:pPr>
-    </w:p>
-    <w:p>
-      <w:pPr>
-        <w:spacing w:line="256" w:lineRule="auto"/>
-        <w:rPr>
-          <w:color w:val="C2D69B" w:themeColor="accent3" w:themeTint="99"/>
-          <w:sz w:val="28"/>
-          <w:szCs w:val="28"/>
-        </w:rPr>
-      </w:pPr>
-      <w:r>
-        <w:rPr>
-          <w:color w:val="C2D69B" w:themeColor="accent3" w:themeTint="99"/>
-          <w:sz w:val="28"/>
-          <w:szCs w:val="28"/>
-          <w:lang w:eastAsia="en-US"/>
-        </w:rPr>
-        <w:t>3.</w:t>
-      </w:r>
-      <w:r>
-        <w:rPr>
-          <w:color w:val="C2D69B" w:themeColor="accent3" w:themeTint="99"/>
-          <w:sz w:val="28"/>
-          <w:szCs w:val="28"/>
-        </w:rPr>
-        <w:t xml:space="preserve"> </w:t>
-      </w:r>
-      <w:r>
-        <w:rPr>
-          <w:color w:val="C2D69B" w:themeColor="accent3" w:themeTint="99"/>
-          <w:sz w:val="28"/>
-          <w:szCs w:val="28"/>
-        </w:rPr>
-        <w:t>Что такое ассоциативный массив?</w:t>
-      </w:r>
-    </w:p>
-    <w:p>
-      <w:pPr>
-        <w:spacing w:line="256" w:lineRule="auto"/>
-        <w:rPr>
-          <w:color w:val="C2D69B" w:themeColor="accent3" w:themeTint="99"/>
-          <w:sz w:val="28"/>
-          <w:szCs w:val="28"/>
-        </w:rPr>
-      </w:pPr>
-      <w:proofErr w:type="gramStart"/>
-      <w:r>
-        <w:rPr>
-          <w:color w:val="C2D69B" w:themeColor="accent3" w:themeTint="99"/>
-          <w:sz w:val="28"/>
-          <w:szCs w:val="28"/>
-        </w:rPr>
-        <w:lastRenderedPageBreak/>
-        <w:t>Массив</w:t>
-      </w:r>
-      <w:proofErr w:type="gramEnd"/>
-      <w:r>
-        <w:rPr>
-          <w:color w:val="C2D69B" w:themeColor="accent3" w:themeTint="99"/>
-          <w:sz w:val="28"/>
-          <w:szCs w:val="28"/>
-        </w:rPr>
-        <w:t xml:space="preserve"> где обращение элемента идет через ключ</w:t>
-      </w:r>
-    </w:p>
-    <w:p>
-      <w:pPr>
-        <w:tabs>
-          <w:tab w:val="left" w:pos="360"/>
-          <w:tab w:val="left" w:pos="1440"/>
-        </w:tabs>
-        <w:spacing w:line="256" w:lineRule="auto"/>
-        <w:rPr>
-          <w:color w:val="C2D69B" w:themeColor="accent3" w:themeTint="99"/>
-          <w:sz w:val="28"/>
-          <w:szCs w:val="28"/>
-        </w:rPr>
-      </w:pPr>
-    </w:p>
-    <w:p>
-      <w:pPr>
-        <w:tabs>
-          <w:tab w:val="left" w:pos="360"/>
-          <w:tab w:val="left" w:pos="1440"/>
-        </w:tabs>
-        <w:spacing w:line="256" w:lineRule="auto"/>
-        <w:rPr>
-          <w:color w:val="C2D69B" w:themeColor="accent3" w:themeTint="99"/>
-          <w:sz w:val="28"/>
-          <w:szCs w:val="28"/>
-        </w:rPr>
-      </w:pPr>
-      <w:r>
-        <w:rPr>
-          <w:color w:val="C2D69B" w:themeColor="accent3" w:themeTint="99"/>
-          <w:sz w:val="28"/>
-          <w:szCs w:val="28"/>
-        </w:rPr>
-        <w:t>-</w:t>
-      </w:r>
-      <w:r>
-        <w:rPr>
-          <w:color w:val="C2D69B" w:themeColor="accent3" w:themeTint="99"/>
-          <w:sz w:val="28"/>
-          <w:szCs w:val="28"/>
-        </w:rPr>
-        <w:t xml:space="preserve"> </w:t>
-      </w:r>
-    </w:p>
-    <w:p>
-      <w:pPr>
-        <w:spacing w:line="256" w:lineRule="auto"/>
-        <w:rPr>
-          <w:color w:val="C2D69B" w:themeColor="accent3" w:themeTint="99"/>
-          <w:sz w:val="28"/>
-          <w:szCs w:val="28"/>
-        </w:rPr>
-      </w:pPr>
-      <w:r>
-        <w:rPr>
-          <w:color w:val="C2D69B" w:themeColor="accent3" w:themeTint="99"/>
-          <w:sz w:val="28"/>
-          <w:szCs w:val="28"/>
-          <w:lang w:eastAsia="en-US"/>
-        </w:rPr>
-        <w:t>4.</w:t>
-      </w:r>
-      <w:r>
-        <w:rPr>
-          <w:color w:val="C2D69B" w:themeColor="accent3" w:themeTint="99"/>
-          <w:sz w:val="28"/>
-          <w:szCs w:val="28"/>
-          <w:lang w:eastAsia="en-US"/>
-        </w:rPr>
-        <w:t xml:space="preserve"> </w:t>
-      </w:r>
-      <w:r>
-        <w:rPr>
-          <w:color w:val="C2D69B" w:themeColor="accent3" w:themeTint="99"/>
-          <w:sz w:val="28"/>
-          <w:szCs w:val="28"/>
-        </w:rPr>
-        <w:t>Как можно обращаться к элементам массива?</w:t>
-      </w:r>
-    </w:p>
-    <w:p>
-      <w:pPr>
-        <w:tabs>
-          <w:tab w:val="left" w:pos="360"/>
-          <w:tab w:val="left" w:pos="1440"/>
-        </w:tabs>
-        <w:spacing w:line="256" w:lineRule="auto"/>
-        <w:rPr>
-          <w:color w:val="94C460"/>
-          <w:sz w:val="28"/>
-          <w:szCs w:val="28"/>
-          <w:lang w:eastAsia="en-US"/>
-        </w:rPr>
-      </w:pPr>
-    </w:p>
-    <w:p>
-      <w:pPr>
-        <w:tabs>
-          <w:tab w:val="left" w:pos="360"/>
-          <w:tab w:val="left" w:pos="1440"/>
-        </w:tabs>
-        <w:spacing w:line="256" w:lineRule="auto"/>
-        <w:rPr>
-          <w:color w:val="94C460"/>
-          <w:sz w:val="28"/>
-          <w:szCs w:val="28"/>
-          <w:lang w:eastAsia="en-US"/>
-        </w:rPr>
-      </w:pPr>
-      <w:r>
-        <w:rPr>
-          <w:color w:val="94C460"/>
-          <w:sz w:val="28"/>
-          <w:szCs w:val="28"/>
-          <w:lang w:eastAsia="en-US"/>
-        </w:rPr>
-        <w:t>-</w:t>
-      </w:r>
-      <w:r>
-        <w:rPr>
-          <w:color w:val="94C460"/>
-          <w:sz w:val="28"/>
-          <w:szCs w:val="28"/>
-          <w:lang w:eastAsia="en-US"/>
-        </w:rPr>
-        <w:t xml:space="preserve"> по индексу </w:t>
-      </w:r>
-    </w:p>
-    <w:p>
-      <w:pPr>
-        <w:tabs>
-          <w:tab w:val="left" w:pos="360"/>
-          <w:tab w:val="left" w:pos="1440"/>
-        </w:tabs>
-        <w:spacing w:line="256" w:lineRule="auto"/>
-        <w:rPr>
-          <w:color w:val="94C460"/>
-          <w:sz w:val="28"/>
-          <w:szCs w:val="28"/>
-        </w:rPr>
-      </w:pPr>
-    </w:p>
-    <w:p>
-      <w:pPr>
-        <w:spacing w:line="256" w:lineRule="auto"/>
-        <w:rPr>
-          <w:color w:val="C2D69B" w:themeColor="accent3" w:themeTint="99"/>
-          <w:sz w:val="28"/>
-          <w:szCs w:val="28"/>
-        </w:rPr>
-      </w:pPr>
-      <w:r>
-        <w:rPr>
-          <w:color w:val="C2D69B" w:themeColor="accent3" w:themeTint="99"/>
-          <w:sz w:val="28"/>
-          <w:szCs w:val="28"/>
-        </w:rPr>
-        <w:t>5.</w:t>
-      </w:r>
-      <w:r>
-        <w:rPr>
-          <w:color w:val="C2D69B" w:themeColor="accent3" w:themeTint="99"/>
-          <w:sz w:val="28"/>
-          <w:szCs w:val="28"/>
-        </w:rPr>
-        <w:t>Какими способами можно обратиться к элементам ассоциативного массива?</w:t>
-      </w:r>
-    </w:p>
-    <w:p>
-      <w:pPr>
-        <w:spacing w:line="256" w:lineRule="auto"/>
-        <w:rPr>
-          <w:color w:val="C2D69B" w:themeColor="accent3" w:themeTint="99"/>
-          <w:sz w:val="28"/>
-          <w:szCs w:val="28"/>
-        </w:rPr>
-      </w:pPr>
-    </w:p>
-    <w:p>
-      <w:pPr>
-        <w:spacing w:line="256" w:lineRule="auto"/>
-        <w:rPr>
-          <w:color w:val="C2D69B" w:themeColor="accent3" w:themeTint="99"/>
-          <w:sz w:val="28"/>
-          <w:szCs w:val="28"/>
-        </w:rPr>
-      </w:pPr>
-      <w:r>
-        <w:rPr>
-          <w:color w:val="C2D69B" w:themeColor="accent3" w:themeTint="99"/>
-          <w:sz w:val="28"/>
-          <w:szCs w:val="28"/>
-        </w:rPr>
-        <w:t>-</w:t>
-      </w:r>
-      <w:r>
-        <w:rPr>
-          <w:color w:val="C2D69B" w:themeColor="accent3" w:themeTint="99"/>
-          <w:sz w:val="28"/>
-          <w:szCs w:val="28"/>
-        </w:rPr>
-        <w:t xml:space="preserve"> через ключ в квадратных скобках и кавычках, </w:t>
-      </w:r>
-      <w:proofErr w:type="gramStart"/>
-      <w:r>
-        <w:rPr>
-          <w:color w:val="C2D69B" w:themeColor="accent3" w:themeTint="99"/>
-          <w:sz w:val="28"/>
-          <w:szCs w:val="28"/>
-        </w:rPr>
-        <w:t>либо  через</w:t>
-      </w:r>
-      <w:proofErr w:type="gramEnd"/>
-      <w:r>
-        <w:rPr>
-          <w:color w:val="C2D69B" w:themeColor="accent3" w:themeTint="99"/>
-          <w:sz w:val="28"/>
-          <w:szCs w:val="28"/>
-        </w:rPr>
-        <w:t xml:space="preserve"> точку и ключ</w:t>
-      </w:r>
-    </w:p>
-    <w:p>
-      <w:pPr>
-        <w:spacing w:line="256" w:lineRule="auto"/>
-        <w:rPr>
-          <w:color w:val="C2D69B" w:themeColor="accent3" w:themeTint="99"/>
-          <w:sz w:val="28"/>
-          <w:szCs w:val="28"/>
-        </w:rPr>
-      </w:pPr>
-    </w:p>
-    <w:p>
-      <w:pPr>
-        <w:spacing w:line="256" w:lineRule="auto"/>
-        <w:rPr>
-          <w:color w:val="C2D69B" w:themeColor="accent3" w:themeTint="99"/>
-          <w:sz w:val="28"/>
-          <w:szCs w:val="28"/>
-        </w:rPr>
-      </w:pPr>
-      <w:r>
-        <w:rPr>
-          <w:color w:val="C2D69B" w:themeColor="accent3" w:themeTint="99"/>
-          <w:sz w:val="28"/>
-          <w:szCs w:val="28"/>
-        </w:rPr>
-        <w:t>6.</w:t>
-      </w:r>
-      <w:r>
-        <w:rPr>
-          <w:color w:val="C2D69B" w:themeColor="accent3" w:themeTint="99"/>
-          <w:sz w:val="28"/>
-          <w:szCs w:val="28"/>
-        </w:rPr>
-        <w:t>Что такое многомерный массив?</w:t>
-      </w:r>
-    </w:p>
-    <w:p>
-      <w:pPr>
-        <w:spacing w:line="256" w:lineRule="auto"/>
-        <w:rPr>
-          <w:color w:val="C2D69B" w:themeColor="accent3" w:themeTint="99"/>
-          <w:sz w:val="28"/>
-          <w:szCs w:val="28"/>
-        </w:rPr>
-      </w:pPr>
-    </w:p>
-    <w:p>
-      <w:pPr>
-        <w:spacing w:line="256" w:lineRule="auto"/>
-        <w:rPr>
-          <w:color w:val="C2D69B" w:themeColor="accent3" w:themeTint="99"/>
-          <w:sz w:val="28"/>
-          <w:szCs w:val="28"/>
-        </w:rPr>
-      </w:pPr>
-      <w:r>
-        <w:rPr>
-          <w:color w:val="C2D69B" w:themeColor="accent3" w:themeTint="99"/>
-          <w:sz w:val="28"/>
-          <w:szCs w:val="28"/>
-        </w:rPr>
-        <w:t>-</w:t>
-      </w:r>
-      <w:r>
-        <w:rPr>
-          <w:color w:val="C2D69B" w:themeColor="accent3" w:themeTint="99"/>
-          <w:sz w:val="28"/>
-          <w:szCs w:val="28"/>
-        </w:rPr>
-        <w:t xml:space="preserve"> массив с массивами внутри</w:t>
-      </w:r>
-    </w:p>
-    <w:p>
-      <w:pPr>
-        <w:spacing w:line="256" w:lineRule="auto"/>
-        <w:rPr>
-          <w:color w:val="C2D69B" w:themeColor="accent3" w:themeTint="99"/>
-          <w:sz w:val="28"/>
-          <w:szCs w:val="28"/>
-        </w:rPr>
-      </w:pPr>
-    </w:p>
-    <w:p>
-      <w:pPr>
-        <w:spacing w:after="160" w:line="256" w:lineRule="auto"/>
-        <w:rPr>
-          <w:color w:val="C2D69B" w:themeColor="accent3" w:themeTint="99"/>
-          <w:sz w:val="28"/>
-          <w:szCs w:val="28"/>
-        </w:rPr>
-      </w:pPr>
-      <w:r>
-        <w:rPr>
-          <w:color w:val="C2D69B" w:themeColor="accent3" w:themeTint="99"/>
-          <w:sz w:val="28"/>
-          <w:szCs w:val="28"/>
-        </w:rPr>
-        <w:t>7.</w:t>
-      </w:r>
-      <w:r>
-        <w:rPr>
-          <w:color w:val="C2D69B" w:themeColor="accent3" w:themeTint="99"/>
-          <w:sz w:val="28"/>
-          <w:szCs w:val="28"/>
-        </w:rPr>
-        <w:t>Какие виды многомерных массивов могут быть?</w:t>
-      </w:r>
-    </w:p>
-    <w:p>
-      <w:pPr>
-        <w:spacing w:after="160" w:line="256" w:lineRule="auto"/>
-        <w:rPr>
-          <w:color w:val="C2D69B" w:themeColor="accent3" w:themeTint="99"/>
-          <w:sz w:val="28"/>
-          <w:szCs w:val="28"/>
-        </w:rPr>
-      </w:pPr>
-      <w:r>
-        <w:rPr>
-          <w:color w:val="C2D69B" w:themeColor="accent3" w:themeTint="99"/>
-          <w:sz w:val="28"/>
-          <w:szCs w:val="28"/>
-        </w:rPr>
-        <w:t>- двумерные, трехмерные и т.д</w:t>
-      </w:r>
-    </w:p>
-    <w:p>
-      <w:pPr>
-        <w:rPr>
-          <w:color w:val="94C460"/>
-          <w:sz w:val="32"/>
-          <w:szCs w:val="32"/>
-        </w:rPr>
-      </w:pPr>
-    </w:p>
-    <w:p>
-      <w:pPr>
         <w:rPr>
           <w:color w:val="94C460"/>
           <w:sz w:val="28"/>
@@ -3923,6 +3258,7 @@
         <w:rPr>
           <w:b/>
           <w:bCs/>
+          <w:color w:val="94C460"/>
           <w:sz w:val="28"/>
           <w:szCs w:val="28"/>
         </w:rPr>
@@ -3939,7 +3275,7 @@
 </file>
 
 <file path=word/numbering.xml><?xml version="1.0" encoding="utf-8"?>
-<w:numbering xmlns:wpc="http://schemas.microsoft.com/office/word/2010/wordprocessingCanvas" xmlns:cx="http://schemas.microsoft.com/office/drawing/2014/chartex" xmlns:cx1="http://schemas.microsoft.com/office/drawing/2015/9/8/chartex" xmlns:cx2="http://schemas.microsoft.com/office/drawing/2015/10/21/chartex" xmlns:cx3="http://schemas.microsoft.com/office/drawing/2016/5/9/chartex" xmlns:cx4="http://schemas.microsoft.com/office/drawing/2016/5/10/chartex" xmlns:cx5="http://schemas.microsoft.com/office/drawing/2016/5/11/chartex" xmlns:cx6="http://schemas.microsoft.com/office/drawing/2016/5/12/chartex" xmlns:cx7="http://schemas.microsoft.com/office/drawing/2016/5/13/chartex" xmlns:cx8="http://schemas.microsoft.com/office/drawing/2016/5/14/chartex" xmlns:mc="http://schemas.openxmlformats.org/markup-compatibility/2006" xmlns:aink="http://schemas.microsoft.com/office/drawing/2016/ink" xmlns:am3d="http://schemas.microsoft.com/office/drawing/2017/model3d" xmlns:o="urn:schemas-microsoft-com:office:office" xmlns:r="http://schemas.openxmlformats.org/officeDocument/2006/relationships" xmlns:m="http://schemas.openxmlformats.org/officeDocument/2006/math" xmlns:v="urn:schemas-microsoft-com:vml" xmlns:wp14="http://schemas.microsoft.com/office/word/2010/wordprocessingDrawing" xmlns:wp="http://schemas.openxmlformats.org/drawingml/2006/wordprocessingDrawing" xmlns:w10="urn:schemas-microsoft-com:office:word" xmlns:w="http://schemas.openxmlformats.org/wordprocessingml/2006/main" xmlns:w14="http://schemas.microsoft.com/office/word/2010/wordml" xmlns:w15="http://schemas.microsoft.com/office/word/2012/wordml" xmlns:w16cex="http://schemas.microsoft.com/office/word/2018/wordml/cex" xmlns:w16cid="http://schemas.microsoft.com/office/word/2016/wordml/cid" xmlns:w16="http://schemas.microsoft.com/office/word/2018/wordml" xmlns:w16sdtdh="http://schemas.microsoft.com/office/word/2020/wordml/sdtdatahash" xmlns:w16se="http://schemas.microsoft.com/office/word/2015/wordml/symex" xmlns:wpg="http://schemas.microsoft.com/office/word/2010/wordprocessingGroup" xmlns:wpi="http://schemas.microsoft.com/office/word/2010/wordprocessingInk" xmlns:wne="http://schemas.microsoft.com/office/word/2006/wordml" xmlns:wps="http://schemas.microsoft.com/office/word/2010/wordprocessingShape" mc:Ignorable="w14 w15 w16se w16cid w16 w16cex w16sdtdh wp14">
+<w:numbering xmlns:wpc="http://schemas.microsoft.com/office/word/2010/wordprocessingCanvas" xmlns:cx="http://schemas.microsoft.com/office/drawing/2014/chartex" xmlns:cx1="http://schemas.microsoft.com/office/drawing/2015/9/8/chartex" xmlns:cx2="http://schemas.microsoft.com/office/drawing/2015/10/21/chartex" xmlns:cx3="http://schemas.microsoft.com/office/drawing/2016/5/9/chartex" xmlns:cx4="http://schemas.microsoft.com/office/drawing/2016/5/10/chartex" xmlns:cx5="http://schemas.microsoft.com/office/drawing/2016/5/11/chartex" xmlns:cx6="http://schemas.microsoft.com/office/drawing/2016/5/12/chartex" xmlns:cx7="http://schemas.microsoft.com/office/drawing/2016/5/13/chartex" xmlns:cx8="http://schemas.microsoft.com/office/drawing/2016/5/14/chartex" xmlns:mc="http://schemas.openxmlformats.org/markup-compatibility/2006" xmlns:aink="http://schemas.microsoft.com/office/drawing/2016/ink" xmlns:am3d="http://schemas.microsoft.com/office/drawing/2017/model3d" xmlns:o="urn:schemas-microsoft-com:office:office" xmlns:oel="http://schemas.microsoft.com/office/2019/extlst" xmlns:r="http://schemas.openxmlformats.org/officeDocument/2006/relationships" xmlns:m="http://schemas.openxmlformats.org/officeDocument/2006/math" xmlns:v="urn:schemas-microsoft-com:vml" xmlns:wp14="http://schemas.microsoft.com/office/word/2010/wordprocessingDrawing" xmlns:wp="http://schemas.openxmlformats.org/drawingml/2006/wordprocessingDrawing" xmlns:w10="urn:schemas-microsoft-com:office:word" xmlns:w="http://schemas.openxmlformats.org/wordprocessingml/2006/main" xmlns:w14="http://schemas.microsoft.com/office/word/2010/wordml" xmlns:w15="http://schemas.microsoft.com/office/word/2012/wordml" xmlns:w16cex="http://schemas.microsoft.com/office/word/2018/wordml/cex" xmlns:w16cid="http://schemas.microsoft.com/office/word/2016/wordml/cid" xmlns:w16="http://schemas.microsoft.com/office/word/2018/wordml" xmlns:w16du="http://schemas.microsoft.com/office/word/2023/wordml/word16du" xmlns:w16sdtdh="http://schemas.microsoft.com/office/word/2020/wordml/sdtdatahash" xmlns:w16sdtfl="http://schemas.microsoft.com/office/word/2024/wordml/sdtformatlock" xmlns:w16se="http://schemas.microsoft.com/office/word/2015/wordml/symex" xmlns:wpg="http://schemas.microsoft.com/office/word/2010/wordprocessingGroup" xmlns:wpi="http://schemas.microsoft.com/office/word/2010/wordprocessingInk" xmlns:wne="http://schemas.microsoft.com/office/word/2006/wordml" xmlns:wps="http://schemas.microsoft.com/office/word/2010/wordprocessingShape" mc:Ignorable="w14 w15 w16se w16cid w16 w16cex w16sdtdh w16sdtfl w16du wp14">
   <w:abstractNum w:abstractNumId="0" w15:restartNumberingAfterBreak="0">
     <w:nsid w:val="00000002"/>
     <w:multiLevelType w:val="multilevel"/>
@@ -5211,19 +4547,19 @@
       </w:pPr>
     </w:lvl>
   </w:abstractNum>
-  <w:num w:numId="1">
+  <w:num w:numId="1" w16cid:durableId="974990412">
     <w:abstractNumId w:val="11"/>
   </w:num>
-  <w:num w:numId="2">
+  <w:num w:numId="2" w16cid:durableId="1616525716">
     <w:abstractNumId w:val="7"/>
   </w:num>
-  <w:num w:numId="3">
+  <w:num w:numId="3" w16cid:durableId="1135677249">
     <w:abstractNumId w:val="6"/>
   </w:num>
-  <w:num w:numId="4">
+  <w:num w:numId="4" w16cid:durableId="674265270">
     <w:abstractNumId w:val="5"/>
   </w:num>
-  <w:num w:numId="5">
+  <w:num w:numId="5" w16cid:durableId="2105877304">
     <w:abstractNumId w:val="2"/>
     <w:lvlOverride w:ilvl="0">
       <w:startOverride w:val="1"/>
@@ -5253,13 +4589,13 @@
       <w:startOverride w:val="1"/>
     </w:lvlOverride>
   </w:num>
-  <w:num w:numId="6">
+  <w:num w:numId="6" w16cid:durableId="1134719550">
     <w:abstractNumId w:val="8"/>
   </w:num>
-  <w:num w:numId="7">
+  <w:num w:numId="7" w16cid:durableId="1327512289">
     <w:abstractNumId w:val="3"/>
   </w:num>
-  <w:num w:numId="8">
+  <w:num w:numId="8" w16cid:durableId="1251310598">
     <w:abstractNumId w:val="4"/>
     <w:lvlOverride w:ilvl="0">
       <w:startOverride w:val="1"/>
@@ -5289,7 +4625,7 @@
       <w:startOverride w:val="1"/>
     </w:lvlOverride>
   </w:num>
-  <w:num w:numId="9">
+  <w:num w:numId="9" w16cid:durableId="1164904624">
     <w:abstractNumId w:val="0"/>
     <w:lvlOverride w:ilvl="0">
       <w:startOverride w:val="1"/>
@@ -5319,7 +4655,7 @@
       <w:startOverride w:val="1"/>
     </w:lvlOverride>
   </w:num>
-  <w:num w:numId="10">
+  <w:num w:numId="10" w16cid:durableId="560949616">
     <w:abstractNumId w:val="1"/>
     <w:lvlOverride w:ilvl="0">
       <w:startOverride w:val="1"/>
@@ -5349,7 +4685,7 @@
       <w:startOverride w:val="1"/>
     </w:lvlOverride>
   </w:num>
-  <w:num w:numId="11">
+  <w:num w:numId="11" w16cid:durableId="2111269186">
     <w:abstractNumId w:val="10"/>
     <w:lvlOverride w:ilvl="0">
       <w:startOverride w:val="1"/>
@@ -5379,7 +4715,7 @@
       <w:startOverride w:val="1"/>
     </w:lvlOverride>
   </w:num>
-  <w:num w:numId="12">
+  <w:num w:numId="12" w16cid:durableId="237833214">
     <w:abstractNumId w:val="9"/>
     <w:lvlOverride w:ilvl="0">
       <w:startOverride w:val="1"/>
@@ -5413,7 +4749,7 @@
 </file>
 
 <file path=word/styles.xml><?xml version="1.0" encoding="utf-8"?>
-<w:styles xmlns:mc="http://schemas.openxmlformats.org/markup-compatibility/2006" xmlns:r="http://schemas.openxmlformats.org/officeDocument/2006/relationships" xmlns:w="http://schemas.openxmlformats.org/wordprocessingml/2006/main" xmlns:w14="http://schemas.microsoft.com/office/word/2010/wordml" xmlns:w15="http://schemas.microsoft.com/office/word/2012/wordml" xmlns:w16cex="http://schemas.microsoft.com/office/word/2018/wordml/cex" xmlns:w16cid="http://schemas.microsoft.com/office/word/2016/wordml/cid" xmlns:w16="http://schemas.microsoft.com/office/word/2018/wordml" xmlns:w16sdtdh="http://schemas.microsoft.com/office/word/2020/wordml/sdtdatahash" xmlns:w16se="http://schemas.microsoft.com/office/word/2015/wordml/symex" mc:Ignorable="w14 w15 w16se w16cid w16 w16cex w16sdtdh">
+<w:styles xmlns:mc="http://schemas.openxmlformats.org/markup-compatibility/2006" xmlns:r="http://schemas.openxmlformats.org/officeDocument/2006/relationships" xmlns:w="http://schemas.openxmlformats.org/wordprocessingml/2006/main" xmlns:w14="http://schemas.microsoft.com/office/word/2010/wordml" xmlns:w15="http://schemas.microsoft.com/office/word/2012/wordml" xmlns:w16cex="http://schemas.microsoft.com/office/word/2018/wordml/cex" xmlns:w16cid="http://schemas.microsoft.com/office/word/2016/wordml/cid" xmlns:w16="http://schemas.microsoft.com/office/word/2018/wordml" xmlns:w16du="http://schemas.microsoft.com/office/word/2023/wordml/word16du" xmlns:w16sdtdh="http://schemas.microsoft.com/office/word/2020/wordml/sdtdatahash" xmlns:w16sdtfl="http://schemas.microsoft.com/office/word/2024/wordml/sdtformatlock" xmlns:w16se="http://schemas.microsoft.com/office/word/2015/wordml/symex" mc:Ignorable="w14 w15 w16se w16cid w16 w16cex w16sdtdh w16sdtfl w16du">
   <w:docDefaults>
     <w:rPrDefault>
       <w:rPr>
@@ -5794,7 +5130,7 @@
     <w:lsdException w:name="Unresolved Mention" w:semiHidden="1" w:uiPriority="99" w:unhideWhenUsed="1"/>
     <w:lsdException w:name="Smart Link" w:semiHidden="1" w:uiPriority="99" w:unhideWhenUsed="1"/>
   </w:latentStyles>
-  <w:style w:type="paragraph" w:default="1" w:styleId="a">
+  <w:style w:type="paragraph" w:default="1" w:styleId="Normal">
     <w:name w:val="Normal"/>
     <w:qFormat/>
     <w:rsid w:val="007C0E38"/>
@@ -5803,10 +5139,10 @@
       <w:szCs w:val="24"/>
     </w:rPr>
   </w:style>
-  <w:style w:type="paragraph" w:styleId="1">
+  <w:style w:type="paragraph" w:styleId="Heading1">
     <w:name w:val="heading 1"/>
-    <w:basedOn w:val="a"/>
-    <w:next w:val="a"/>
+    <w:basedOn w:val="Normal"/>
+    <w:next w:val="Normal"/>
     <w:qFormat/>
     <w:rsid w:val="00064FE6"/>
     <w:pPr>
@@ -5823,11 +5159,11 @@
       <w:szCs w:val="32"/>
     </w:rPr>
   </w:style>
-  <w:style w:type="paragraph" w:styleId="2">
+  <w:style w:type="paragraph" w:styleId="Heading2">
     <w:name w:val="heading 2"/>
-    <w:basedOn w:val="a"/>
-    <w:next w:val="a"/>
-    <w:link w:val="20"/>
+    <w:basedOn w:val="Normal"/>
+    <w:next w:val="Normal"/>
+    <w:link w:val="Heading2Char"/>
     <w:qFormat/>
     <w:rsid w:val="007C0E38"/>
     <w:pPr>
@@ -5841,10 +5177,10 @@
       <w:sz w:val="24"/>
     </w:rPr>
   </w:style>
-  <w:style w:type="paragraph" w:styleId="4">
+  <w:style w:type="paragraph" w:styleId="Heading4">
     <w:name w:val="heading 4"/>
-    <w:basedOn w:val="a"/>
-    <w:next w:val="a"/>
+    <w:basedOn w:val="Normal"/>
+    <w:next w:val="Normal"/>
     <w:qFormat/>
     <w:rsid w:val="007C0E38"/>
     <w:pPr>
@@ -5857,11 +5193,11 @@
       <w:szCs w:val="28"/>
     </w:rPr>
   </w:style>
-  <w:style w:type="paragraph" w:styleId="5">
+  <w:style w:type="paragraph" w:styleId="Heading5">
     <w:name w:val="heading 5"/>
-    <w:basedOn w:val="a"/>
-    <w:next w:val="a"/>
-    <w:link w:val="50"/>
+    <w:basedOn w:val="Normal"/>
+    <w:next w:val="Normal"/>
+    <w:link w:val="Heading5Char"/>
     <w:qFormat/>
     <w:rsid w:val="007C0E38"/>
     <w:pPr>
@@ -5877,13 +5213,13 @@
       <w:szCs w:val="26"/>
     </w:rPr>
   </w:style>
-  <w:style w:type="character" w:default="1" w:styleId="a0">
+  <w:style w:type="character" w:default="1" w:styleId="DefaultParagraphFont">
     <w:name w:val="Default Paragraph Font"/>
     <w:uiPriority w:val="1"/>
     <w:semiHidden/>
     <w:unhideWhenUsed/>
   </w:style>
-  <w:style w:type="table" w:default="1" w:styleId="a1">
+  <w:style w:type="table" w:default="1" w:styleId="TableNormal">
     <w:name w:val="Normal Table"/>
     <w:uiPriority w:val="99"/>
     <w:semiHidden/>
@@ -5898,16 +5234,16 @@
       </w:tblCellMar>
     </w:tblPr>
   </w:style>
-  <w:style w:type="numbering" w:default="1" w:styleId="a2">
+  <w:style w:type="numbering" w:default="1" w:styleId="NoList">
     <w:name w:val="No List"/>
     <w:uiPriority w:val="99"/>
     <w:semiHidden/>
     <w:unhideWhenUsed/>
   </w:style>
-  <w:style w:type="paragraph" w:styleId="a3">
+  <w:style w:type="paragraph" w:styleId="Title">
     <w:name w:val="Title"/>
-    <w:basedOn w:val="a"/>
-    <w:link w:val="a4"/>
+    <w:basedOn w:val="Normal"/>
+    <w:link w:val="TitleChar"/>
     <w:uiPriority w:val="99"/>
     <w:qFormat/>
     <w:rsid w:val="007C0E38"/>
@@ -5924,10 +5260,10 @@
       <w:szCs w:val="28"/>
     </w:rPr>
   </w:style>
-  <w:style w:type="paragraph" w:styleId="a5">
+  <w:style w:type="paragraph" w:styleId="BodyText">
     <w:name w:val="Body Text"/>
-    <w:basedOn w:val="a"/>
-    <w:link w:val="a6"/>
+    <w:basedOn w:val="Normal"/>
+    <w:link w:val="BodyTextChar"/>
     <w:uiPriority w:val="99"/>
     <w:rsid w:val="007C0E38"/>
     <w:pPr>
@@ -5938,9 +5274,9 @@
       <w:szCs w:val="20"/>
     </w:rPr>
   </w:style>
-  <w:style w:type="paragraph" w:styleId="HTML">
+  <w:style w:type="paragraph" w:styleId="HTMLPreformatted">
     <w:name w:val="HTML Preformatted"/>
-    <w:basedOn w:val="a"/>
+    <w:basedOn w:val="Normal"/>
     <w:rsid w:val="00C62B52"/>
     <w:pPr>
       <w:tabs>
@@ -5968,16 +5304,16 @@
       <w:szCs w:val="20"/>
     </w:rPr>
   </w:style>
-  <w:style w:type="paragraph" w:styleId="a7">
+  <w:style w:type="paragraph" w:styleId="BodyTextIndent">
     <w:name w:val="Body Text Indent"/>
-    <w:basedOn w:val="a"/>
+    <w:basedOn w:val="Normal"/>
     <w:rsid w:val="00C83C85"/>
     <w:pPr>
       <w:spacing w:after="120"/>
       <w:ind w:left="283"/>
     </w:pPr>
   </w:style>
-  <w:style w:type="paragraph" w:customStyle="1" w:styleId="10">
+  <w:style w:type="paragraph" w:customStyle="1" w:styleId="1">
     <w:name w:val="Обычный1"/>
     <w:rsid w:val="00EB0735"/>
     <w:pPr>
@@ -5985,7 +5321,7 @@
       <w:autoSpaceDN w:val="0"/>
     </w:pPr>
   </w:style>
-  <w:style w:type="character" w:styleId="a8">
+  <w:style w:type="character" w:styleId="Hyperlink">
     <w:name w:val="Hyperlink"/>
     <w:rsid w:val="008B170E"/>
     <w:rPr>
@@ -5993,10 +5329,10 @@
       <w:u w:val="single"/>
     </w:rPr>
   </w:style>
-  <w:style w:type="character" w:customStyle="1" w:styleId="20">
-    <w:name w:val="Заголовок 2 Знак"/>
-    <w:basedOn w:val="a0"/>
-    <w:link w:val="2"/>
+  <w:style w:type="character" w:customStyle="1" w:styleId="Heading2Char">
+    <w:name w:val="Heading 2 Char"/>
+    <w:basedOn w:val="DefaultParagraphFont"/>
+    <w:link w:val="Heading2"/>
     <w:rsid w:val="00553988"/>
     <w:rPr>
       <w:b/>
@@ -6005,10 +5341,10 @@
       <w:szCs w:val="24"/>
     </w:rPr>
   </w:style>
-  <w:style w:type="character" w:customStyle="1" w:styleId="50">
-    <w:name w:val="Заголовок 5 Знак"/>
-    <w:basedOn w:val="a0"/>
-    <w:link w:val="5"/>
+  <w:style w:type="character" w:customStyle="1" w:styleId="Heading5Char">
+    <w:name w:val="Heading 5 Char"/>
+    <w:basedOn w:val="DefaultParagraphFont"/>
+    <w:link w:val="Heading5"/>
     <w:rsid w:val="00553988"/>
     <w:rPr>
       <w:b/>
@@ -6019,9 +5355,9 @@
       <w:szCs w:val="26"/>
     </w:rPr>
   </w:style>
-  <w:style w:type="paragraph" w:styleId="a9">
+  <w:style w:type="paragraph" w:styleId="NormalWeb">
     <w:name w:val="Normal (Web)"/>
-    <w:basedOn w:val="a"/>
+    <w:basedOn w:val="Normal"/>
     <w:uiPriority w:val="99"/>
     <w:semiHidden/>
     <w:unhideWhenUsed/>
@@ -6033,10 +5369,10 @@
       <w:sz w:val="24"/>
     </w:rPr>
   </w:style>
-  <w:style w:type="character" w:customStyle="1" w:styleId="a4">
-    <w:name w:val="Заголовок Знак"/>
-    <w:basedOn w:val="a0"/>
-    <w:link w:val="a3"/>
+  <w:style w:type="character" w:customStyle="1" w:styleId="TitleChar">
+    <w:name w:val="Title Char"/>
+    <w:basedOn w:val="DefaultParagraphFont"/>
+    <w:link w:val="Title"/>
     <w:uiPriority w:val="99"/>
     <w:rsid w:val="00553988"/>
     <w:rPr>
@@ -6046,19 +5382,19 @@
       <w:szCs w:val="28"/>
     </w:rPr>
   </w:style>
-  <w:style w:type="character" w:customStyle="1" w:styleId="a6">
-    <w:name w:val="Основной текст Знак"/>
-    <w:basedOn w:val="a0"/>
-    <w:link w:val="a5"/>
+  <w:style w:type="character" w:customStyle="1" w:styleId="BodyTextChar">
+    <w:name w:val="Body Text Char"/>
+    <w:basedOn w:val="DefaultParagraphFont"/>
+    <w:link w:val="BodyText"/>
     <w:uiPriority w:val="99"/>
     <w:rsid w:val="00553988"/>
     <w:rPr>
       <w:sz w:val="24"/>
     </w:rPr>
   </w:style>
-  <w:style w:type="paragraph" w:styleId="aa">
+  <w:style w:type="paragraph" w:styleId="ListParagraph">
     <w:name w:val="List Paragraph"/>
-    <w:basedOn w:val="a"/>
+    <w:basedOn w:val="Normal"/>
     <w:uiPriority w:val="34"/>
     <w:qFormat/>
     <w:rsid w:val="009F24E1"/>
@@ -6074,9 +5410,9 @@
       <w:lang w:eastAsia="en-US"/>
     </w:rPr>
   </w:style>
-  <w:style w:type="character" w:styleId="HTML0">
+  <w:style w:type="character" w:styleId="HTMLCode">
     <w:name w:val="HTML Code"/>
-    <w:basedOn w:val="a0"/>
+    <w:basedOn w:val="DefaultParagraphFont"/>
     <w:uiPriority w:val="99"/>
     <w:semiHidden/>
     <w:unhideWhenUsed/>
@@ -6089,7 +5425,7 @@
   </w:style>
   <w:style w:type="character" w:customStyle="1" w:styleId="token">
     <w:name w:val="token"/>
-    <w:basedOn w:val="a0"/>
+    <w:basedOn w:val="DefaultParagraphFont"/>
     <w:rsid w:val="0033791D"/>
   </w:style>
 </w:styles>
